--- a/docs/week-16/cen429-week-16-ders-notu.en.docx
+++ b/docs/week-16/cen429-week-16-ders-notu.en.docx
@@ -2,7 +2,7 @@
 <file path=word/document.xml><?xml version="1.0" encoding="utf-8"?>
 <w:document xmlns:w="http://schemas.openxmlformats.org/wordprocessingml/2006/main" xmlns:m="http://schemas.openxmlformats.org/officeDocument/2006/math" xmlns:r="http://schemas.openxmlformats.org/officeDocument/2006/relationships" xmlns:o="urn:schemas-microsoft-com:office:office" xmlns:v="urn:schemas-microsoft-com:vml" xmlns:w10="urn:schemas-microsoft-com:office:word" xmlns:a="http://schemas.openxmlformats.org/drawingml/2006/main" xmlns:pic="http://schemas.openxmlformats.org/drawingml/2006/picture" xmlns:wp="http://schemas.openxmlformats.org/drawingml/2006/wordprocessingDrawing">
   <w:body>
-    <w:bookmarkStart w:id="25" w:name="hafta-16-final-dönemi-quiz-2"/>
+    <w:bookmarkStart w:id="37" w:name="hafta-16-final-dönemi-quiz-2"/>
     <w:p>
       <w:pPr>
         <w:pStyle w:val="Heading1"/>
@@ -257,7 +257,7 @@
         </w:pict>
       </w:r>
     </w:p>
-    <w:bookmarkStart w:id="20" w:name="konu-haritası-914.-haftalar"/>
+    <w:bookmarkStart w:id="23" w:name="konu-haritası-914.-haftalar"/>
     <w:p>
       <w:pPr>
         <w:pStyle w:val="Heading2"/>
@@ -588,14 +588,61 @@
       </w:tr>
     </w:tbl>
     <w:p>
+      <w:pPr>
+        <w:pStyle w:val="BodyText"/>
+      </w:pPr>
+      <w:r>
+        <w:drawing>
+          <wp:inline>
+            <wp:extent cx="5759999" cy="2888214"/>
+            <wp:effectExtent b="0" l="0" r="0" t="0"/>
+            <wp:docPr descr="Quiz-2 kapsamı" title="" id="21" name="Picture"/>
+            <a:graphic>
+              <a:graphicData uri="http://schemas.openxmlformats.org/drawingml/2006/picture">
+                <pic:pic>
+                  <pic:nvPicPr>
+                    <pic:cNvPr descr="h16-01-kapsam.png" id="22" name="Picture"/>
+                    <pic:cNvPicPr>
+                      <a:picLocks noChangeArrowheads="1" noChangeAspect="1"/>
+                    </pic:cNvPicPr>
+                  </pic:nvPicPr>
+                  <pic:blipFill>
+                    <a:blip r:embed="rId20"/>
+                    <a:stretch>
+                      <a:fillRect/>
+                    </a:stretch>
+                  </pic:blipFill>
+                  <pic:spPr bwMode="auto">
+                    <a:xfrm>
+                      <a:off x="0" y="0"/>
+                      <a:ext cx="5759999" cy="2888214"/>
+                    </a:xfrm>
+                    <a:prstGeom prst="rect">
+                      <a:avLst/>
+                    </a:prstGeom>
+                    <a:noFill/>
+                    <a:ln w="9525">
+                      <a:noFill/>
+                      <a:headEnd/>
+                      <a:tailEnd/>
+                    </a:ln>
+                  </pic:spPr>
+                </pic:pic>
+              </a:graphicData>
+            </a:graphic>
+          </wp:inline>
+        </w:drawing>
+      </w:r>
+    </w:p>
+    <w:p>
       <w:r>
         <w:pict>
           <v:rect style="width:0;height:1.5pt" o:hralign="center" o:hrstd="t" o:hr="t"/>
         </w:pict>
       </w:r>
     </w:p>
-    <w:bookmarkEnd w:id="20"/>
-    <w:bookmarkStart w:id="21" w:name="sık-karıştırılan-kavramlar"/>
+    <w:bookmarkEnd w:id="23"/>
+    <w:bookmarkStart w:id="30" w:name="sık-karıştırılan-kavramlar"/>
     <w:p>
       <w:pPr>
         <w:pStyle w:val="Heading2"/>
@@ -1181,14 +1228,108 @@
       </w:tr>
     </w:tbl>
     <w:p>
+      <w:pPr>
+        <w:pStyle w:val="BodyText"/>
+      </w:pPr>
+      <w:r>
+        <w:drawing>
+          <wp:inline>
+            <wp:extent cx="5759999" cy="3638557"/>
+            <wp:effectExtent b="0" l="0" r="0" t="0"/>
+            <wp:docPr descr="Dönemin tek cümlesi" title="" id="25" name="Picture"/>
+            <a:graphic>
+              <a:graphicData uri="http://schemas.openxmlformats.org/drawingml/2006/picture">
+                <pic:pic>
+                  <pic:nvPicPr>
+                    <pic:cNvPr descr="h16-04-donem-ozeti.png" id="26" name="Picture"/>
+                    <pic:cNvPicPr>
+                      <a:picLocks noChangeArrowheads="1" noChangeAspect="1"/>
+                    </pic:cNvPicPr>
+                  </pic:nvPicPr>
+                  <pic:blipFill>
+                    <a:blip r:embed="rId24"/>
+                    <a:stretch>
+                      <a:fillRect/>
+                    </a:stretch>
+                  </pic:blipFill>
+                  <pic:spPr bwMode="auto">
+                    <a:xfrm>
+                      <a:off x="0" y="0"/>
+                      <a:ext cx="5759999" cy="3638557"/>
+                    </a:xfrm>
+                    <a:prstGeom prst="rect">
+                      <a:avLst/>
+                    </a:prstGeom>
+                    <a:noFill/>
+                    <a:ln w="9525">
+                      <a:noFill/>
+                      <a:headEnd/>
+                      <a:tailEnd/>
+                    </a:ln>
+                  </pic:spPr>
+                </pic:pic>
+              </a:graphicData>
+            </a:graphic>
+          </wp:inline>
+        </w:drawing>
+      </w:r>
+    </w:p>
+    <w:p>
+      <w:pPr>
+        <w:pStyle w:val="BodyText"/>
+      </w:pPr>
+      <w:r>
+        <w:drawing>
+          <wp:inline>
+            <wp:extent cx="5759999" cy="2280342"/>
+            <wp:effectExtent b="0" l="0" r="0" t="0"/>
+            <wp:docPr descr="Final ve başarı notu" title="" id="28" name="Picture"/>
+            <a:graphic>
+              <a:graphicData uri="http://schemas.openxmlformats.org/drawingml/2006/picture">
+                <pic:pic>
+                  <pic:nvPicPr>
+                    <pic:cNvPr descr="h16-02-final-hesabi.png" id="29" name="Picture"/>
+                    <pic:cNvPicPr>
+                      <a:picLocks noChangeArrowheads="1" noChangeAspect="1"/>
+                    </pic:cNvPicPr>
+                  </pic:nvPicPr>
+                  <pic:blipFill>
+                    <a:blip r:embed="rId27"/>
+                    <a:stretch>
+                      <a:fillRect/>
+                    </a:stretch>
+                  </pic:blipFill>
+                  <pic:spPr bwMode="auto">
+                    <a:xfrm>
+                      <a:off x="0" y="0"/>
+                      <a:ext cx="5759999" cy="2280342"/>
+                    </a:xfrm>
+                    <a:prstGeom prst="rect">
+                      <a:avLst/>
+                    </a:prstGeom>
+                    <a:noFill/>
+                    <a:ln w="9525">
+                      <a:noFill/>
+                      <a:headEnd/>
+                      <a:tailEnd/>
+                    </a:ln>
+                  </pic:spPr>
+                </pic:pic>
+              </a:graphicData>
+            </a:graphic>
+          </wp:inline>
+        </w:drawing>
+      </w:r>
+    </w:p>
+    <w:p>
       <w:r>
         <w:pict>
           <v:rect style="width:0;height:1.5pt" o:hralign="center" o:hrstd="t" o:hr="t"/>
         </w:pict>
       </w:r>
     </w:p>
-    <w:bookmarkEnd w:id="21"/>
-    <w:bookmarkStart w:id="24" w:name="örnek-sorular"/>
+    <w:bookmarkEnd w:id="30"/>
+    <w:bookmarkStart w:id="36" w:name="örnek-sorular"/>
     <w:p>
       <w:pPr>
         <w:pStyle w:val="Heading2"/>
@@ -1197,7 +1338,7 @@
         <w:t xml:space="preserve">3. Örnek sorular</w:t>
       </w:r>
     </w:p>
-    <w:bookmarkStart w:id="22" w:name="kriptografi-ve-pki-10.-hafta"/>
+    <w:bookmarkStart w:id="34" w:name="kriptografi-ve-pki-10.-hafta"/>
     <w:p>
       <w:pPr>
         <w:pStyle w:val="Heading3"/>
@@ -1208,6 +1349,53 @@
     </w:p>
     <w:p>
       <w:pPr>
+        <w:pStyle w:val="FirstParagraph"/>
+      </w:pPr>
+      <w:r>
+        <w:drawing>
+          <wp:inline>
+            <wp:extent cx="5759999" cy="2283460"/>
+            <wp:effectExtent b="0" l="0" r="0" t="0"/>
+            <wp:docPr descr="Cevap kalıbı" title="" id="32" name="Picture"/>
+            <a:graphic>
+              <a:graphicData uri="http://schemas.openxmlformats.org/drawingml/2006/picture">
+                <pic:pic>
+                  <pic:nvPicPr>
+                    <pic:cNvPr descr="h16-03-cevap-kalibi.png" id="33" name="Picture"/>
+                    <pic:cNvPicPr>
+                      <a:picLocks noChangeArrowheads="1" noChangeAspect="1"/>
+                    </pic:cNvPicPr>
+                  </pic:nvPicPr>
+                  <pic:blipFill>
+                    <a:blip r:embed="rId31"/>
+                    <a:stretch>
+                      <a:fillRect/>
+                    </a:stretch>
+                  </pic:blipFill>
+                  <pic:spPr bwMode="auto">
+                    <a:xfrm>
+                      <a:off x="0" y="0"/>
+                      <a:ext cx="5759999" cy="2283460"/>
+                    </a:xfrm>
+                    <a:prstGeom prst="rect">
+                      <a:avLst/>
+                    </a:prstGeom>
+                    <a:noFill/>
+                    <a:ln w="9525">
+                      <a:noFill/>
+                      <a:headEnd/>
+                      <a:tailEnd/>
+                    </a:ln>
+                  </pic:spPr>
+                </pic:pic>
+              </a:graphicData>
+            </a:graphic>
+          </wp:inline>
+        </w:drawing>
+      </w:r>
+    </w:p>
+    <w:p>
+      <w:pPr>
         <w:pStyle w:val="BlockText"/>
       </w:pPr>
       <w:r>
@@ -1637,8 +1825,8 @@
         <w:t xml:space="preserve">doğrular.</w:t>
       </w:r>
     </w:p>
-    <w:bookmarkEnd w:id="22"/>
-    <w:bookmarkStart w:id="23" w:name="X2fcaedf5a0ee97972671b4dac266666aad2fb16"/>
+    <w:bookmarkEnd w:id="34"/>
+    <w:bookmarkStart w:id="35" w:name="X2fcaedf5a0ee97972671b4dac266666aad2fb16"/>
     <w:p>
       <w:pPr>
         <w:pStyle w:val="Heading3"/>
@@ -2094,9 +2282,9 @@
         <w:t xml:space="preserve">bölümünü tekrar edin.</w:t>
       </w:r>
     </w:p>
-    <w:bookmarkEnd w:id="23"/>
-    <w:bookmarkEnd w:id="24"/>
-    <w:bookmarkEnd w:id="25"/>
+    <w:bookmarkEnd w:id="35"/>
+    <w:bookmarkEnd w:id="36"/>
+    <w:bookmarkEnd w:id="37"/>
     <w:sectPr>
       <w:headerReference r:id="rId9" w:type="default"/>
       <w:footerReference r:id="rId10" w:type="default"/>

--- a/docs/week-16/cen429-week-16-ders-notu.en.docx
+++ b/docs/week-16/cen429-week-16-ders-notu.en.docx
@@ -2,13 +2,13 @@
 <file path=word/document.xml><?xml version="1.0" encoding="utf-8"?>
 <w:document xmlns:w="http://schemas.openxmlformats.org/wordprocessingml/2006/main" xmlns:m="http://schemas.openxmlformats.org/officeDocument/2006/math" xmlns:r="http://schemas.openxmlformats.org/officeDocument/2006/relationships" xmlns:o="urn:schemas-microsoft-com:office:office" xmlns:v="urn:schemas-microsoft-com:vml" xmlns:w10="urn:schemas-microsoft-com:office:word" xmlns:a="http://schemas.openxmlformats.org/drawingml/2006/main" xmlns:pic="http://schemas.openxmlformats.org/drawingml/2006/picture" xmlns:wp="http://schemas.openxmlformats.org/drawingml/2006/wordprocessingDrawing">
   <w:body>
-    <w:bookmarkStart w:id="37" w:name="hafta-16-final-dönemi-quiz-2"/>
+    <w:bookmarkStart w:id="37" w:name="week-16-final-exam-period-quiz-2"/>
     <w:p>
       <w:pPr>
         <w:pStyle w:val="Heading1"/>
       </w:pPr>
       <w:r>
-        <w:t xml:space="preserve">Hafta 16 — Final Dönemi: Quiz-2</w:t>
+        <w:t xml:space="preserve">Week 16 — Final Exam Period: Quiz-2</w:t>
       </w:r>
     </w:p>
     <w:tbl>
@@ -33,7 +33,7 @@
                 <w:b/>
                 <w:bCs/>
               </w:rPr>
-              <w:t xml:space="preserve">Tarih</w:t>
+              <w:t xml:space="preserve">Date</w:t>
             </w:r>
           </w:p>
         </w:tc>
@@ -61,18 +61,18 @@
                 <w:b/>
                 <w:bCs/>
               </w:rPr>
-              <w:t xml:space="preserve">Öğrenme çıktıları</w:t>
-            </w:r>
-          </w:p>
-        </w:tc>
-        <w:tc>
-          <w:tcPr/>
-          <w:p>
-            <w:pPr>
-              <w:pStyle w:val="Compact"/>
-            </w:pPr>
-            <w:r>
-              <w:t xml:space="preserve">ÖÇ.2–7</w:t>
+              <w:t xml:space="preserve">Learning outcomes</w:t>
+            </w:r>
+          </w:p>
+        </w:tc>
+        <w:tc>
+          <w:tcPr/>
+          <w:p>
+            <w:pPr>
+              <w:pStyle w:val="Compact"/>
+            </w:pPr>
+            <w:r>
+              <w:t xml:space="preserve">LO.2–7</w:t>
             </w:r>
           </w:p>
         </w:tc>
@@ -89,18 +89,18 @@
                 <w:b/>
                 <w:bCs/>
               </w:rPr>
-              <w:t xml:space="preserve">Süre</w:t>
-            </w:r>
-          </w:p>
-        </w:tc>
-        <w:tc>
-          <w:tcPr/>
-          <w:p>
-            <w:pPr>
-              <w:pStyle w:val="Compact"/>
-            </w:pPr>
-            <w:r>
-              <w:t xml:space="preserve">3 saat</w:t>
+              <w:t xml:space="preserve">Duration</w:t>
+            </w:r>
+          </w:p>
+        </w:tc>
+        <w:tc>
+          <w:tcPr/>
+          <w:p>
+            <w:pPr>
+              <w:pStyle w:val="Compact"/>
+            </w:pPr>
+            <w:r>
+              <w:t xml:space="preserve">3 hours</w:t>
             </w:r>
           </w:p>
         </w:tc>
@@ -115,7 +115,7 @@
           <w:b/>
           <w:bCs/>
         </w:rPr>
-        <w:t xml:space="preserve">Bu hafta ne oluyor?</w:t>
+        <w:t xml:space="preserve">What happens this week?</w:t>
       </w:r>
     </w:p>
     <w:p>
@@ -123,12 +123,6 @@
         <w:pStyle w:val="BlockText"/>
       </w:pPr>
       <w:r>
-        <w:t xml:space="preserve">Final döneminde</w:t>
-      </w:r>
-      <w:r>
-        <w:t xml:space="preserve"> </w:t>
-      </w:r>
-      <w:r>
         <w:rPr>
           <w:b/>
           <w:bCs/>
@@ -139,33 +133,44 @@
         <w:t xml:space="preserve"> </w:t>
       </w:r>
       <w:r>
-        <w:t xml:space="preserve">yapılır. Kapsam</w:t>
-      </w:r>
-      <w:r>
-        <w:t xml:space="preserve"> </w:t>
-      </w:r>
-      <w:r>
-        <w:rPr>
-          <w:b/>
-          <w:bCs/>
-        </w:rPr>
-        <w:t xml:space="preserve">9–14. haftaların</w:t>
-      </w:r>
-      <w:r>
-        <w:t xml:space="preserve"> </w:t>
-      </w:r>
-      <w:r>
-        <w:t xml:space="preserve">konularıdır; Quiz-2 final notunun</w:t>
-      </w:r>
-      <w:r>
-        <w:t xml:space="preserve"> </w:t>
-      </w:r>
-      <w:r>
-        <w:rPr>
-          <w:b/>
-          <w:bCs/>
-        </w:rPr>
-        <w:t xml:space="preserve">%30’udur</w:t>
+        <w:t xml:space="preserve">is held in the final exam period. The scope is the topics of</w:t>
+      </w:r>
+      <w:r>
+        <w:t xml:space="preserve"> </w:t>
+      </w:r>
+      <w:r>
+        <w:rPr>
+          <w:b/>
+          <w:bCs/>
+        </w:rPr>
+        <w:t xml:space="preserve">weeks 9–14</w:t>
+      </w:r>
+      <w:r>
+        <w:t xml:space="preserve">; Quiz-2 is</w:t>
+      </w:r>
+      <w:r>
+        <w:t xml:space="preserve"> </w:t>
+      </w:r>
+      <w:r>
+        <w:rPr>
+          <w:b/>
+          <w:bCs/>
+        </w:rPr>
+        <w:t xml:space="preserve">30% of the</w:t>
+      </w:r>
+      <w:r>
+        <w:rPr>
+          <w:b/>
+          <w:bCs/>
+        </w:rPr>
+        <w:t xml:space="preserve"> </w:t>
+      </w:r>
+      <w:r>
+        <w:rPr>
+          <w:b/>
+          <w:bCs/>
+        </w:rPr>
+        <w:t xml:space="preserve">final grade</w:t>
       </w:r>
       <w:r>
         <w:t xml:space="preserve"> </w:t>
@@ -177,20 +182,26 @@
         <w:rPr>
           <w:rStyle w:val="VerbatimChar"/>
         </w:rPr>
-        <w:t xml:space="preserve">Not_Final = 0,7·RAP2 + 0,3·QUIZ2</w:t>
-      </w:r>
-      <w:r>
-        <w:t xml:space="preserve">). Tarih, saat, yer, süre ve soru biçimi ders sınıfında duyurulur. Bu sayfa bir</w:t>
-      </w:r>
-      <w:r>
-        <w:t xml:space="preserve"> </w:t>
-      </w:r>
-      <w:r>
-        <w:rPr>
-          <w:b/>
-          <w:bCs/>
-        </w:rPr>
-        <w:t xml:space="preserve">çalışma rehberidir</w:t>
+        <w:t xml:space="preserve">Grade_Final = 0.7·RAP2 + 0.3·QUIZ2</w:t>
+      </w:r>
+      <w:r>
+        <w:t xml:space="preserve">). The date, time, place, duration and question format are</w:t>
+      </w:r>
+      <w:r>
+        <w:t xml:space="preserve"> </w:t>
+      </w:r>
+      <w:r>
+        <w:t xml:space="preserve">announced in class. This page is a</w:t>
+      </w:r>
+      <w:r>
+        <w:t xml:space="preserve"> </w:t>
+      </w:r>
+      <w:r>
+        <w:rPr>
+          <w:b/>
+          <w:bCs/>
+        </w:rPr>
+        <w:t xml:space="preserve">study guide</w:t>
       </w:r>
       <w:r>
         <w:t xml:space="preserve">.</w:t>
@@ -205,7 +216,7 @@
           <w:b/>
           <w:bCs/>
         </w:rPr>
-        <w:t xml:space="preserve">En verimli çalışma yolu</w:t>
+        <w:t xml:space="preserve">The most effective way to study</w:t>
       </w:r>
     </w:p>
     <w:p>
@@ -213,41 +224,38 @@
         <w:pStyle w:val="BlockText"/>
       </w:pPr>
       <w:r>
-        <w:t xml:space="preserve">Her haftanın</w:t>
-      </w:r>
-      <w:r>
-        <w:t xml:space="preserve"> </w:t>
-      </w:r>
-      <w:r>
-        <w:t xml:space="preserve">“Kendini sınama”</w:t>
-      </w:r>
-      <w:r>
-        <w:t xml:space="preserve"> </w:t>
-      </w:r>
-      <w:r>
-        <w:t xml:space="preserve">sorularını cevaplara bakmadan cevaplayın; 10. haftanın OpenSSL adımlarını ve 13. haftanın</w:t>
-      </w:r>
-      <w:r>
-        <w:t xml:space="preserve"> </w:t>
-      </w:r>
-      <w:r>
-        <w:t xml:space="preserve">uyum matrisi etkinliğini bir kez daha kendiniz yapın. Ezber değil,</w:t>
-      </w:r>
-      <w:r>
-        <w:t xml:space="preserve"> </w:t>
-      </w:r>
-      <w:r>
-        <w:rPr>
-          <w:b/>
-          <w:bCs/>
-        </w:rPr>
-        <w:t xml:space="preserve">neden</w:t>
-      </w:r>
-      <w:r>
-        <w:t xml:space="preserve"> </w:t>
-      </w:r>
-      <w:r>
-        <w:t xml:space="preserve">sorusu ölçülür.</w:t>
+        <w:t xml:space="preserve">Answer each week’s</w:t>
+      </w:r>
+      <w:r>
+        <w:t xml:space="preserve"> </w:t>
+      </w:r>
+      <w:r>
+        <w:t xml:space="preserve">“Self-check”</w:t>
+      </w:r>
+      <w:r>
+        <w:t xml:space="preserve"> </w:t>
+      </w:r>
+      <w:r>
+        <w:t xml:space="preserve">questions without looking at the answers; redo Week 10’s OpenSSL steps and Week</w:t>
+      </w:r>
+      <w:r>
+        <w:t xml:space="preserve"> </w:t>
+      </w:r>
+      <w:r>
+        <w:t xml:space="preserve">13’s compliance-matrix exercise yourself once more. What is measured is not memorization but the</w:t>
+      </w:r>
+      <w:r>
+        <w:t xml:space="preserve"> </w:t>
+      </w:r>
+      <w:r>
+        <w:rPr>
+          <w:b/>
+          <w:bCs/>
+        </w:rPr>
+        <w:t xml:space="preserve">why</w:t>
+      </w:r>
+      <w:r>
+        <w:t xml:space="preserve">.</w:t>
       </w:r>
     </w:p>
     <w:p>
@@ -257,13 +265,13 @@
         </w:pict>
       </w:r>
     </w:p>
-    <w:bookmarkStart w:id="23" w:name="konu-haritası-914.-haftalar"/>
+    <w:bookmarkStart w:id="23" w:name="topic-map-weeks-914"/>
     <w:p>
       <w:pPr>
         <w:pStyle w:val="Heading2"/>
       </w:pPr>
       <w:r>
-        <w:t xml:space="preserve">1. Konu haritası: 9–14. haftalar</w:t>
+        <w:t xml:space="preserve">1. Topic map: weeks 9–14</w:t>
       </w:r>
     </w:p>
     <w:tbl>
@@ -289,29 +297,29 @@
               <w:pStyle w:val="Compact"/>
             </w:pPr>
             <w:r>
-              <w:t xml:space="preserve">Hafta</w:t>
-            </w:r>
-          </w:p>
-        </w:tc>
-        <w:tc>
-          <w:tcPr/>
-          <w:p>
-            <w:pPr>
-              <w:pStyle w:val="Compact"/>
-            </w:pPr>
-            <w:r>
-              <w:t xml:space="preserve">Konular (izlence)</w:t>
-            </w:r>
-          </w:p>
-        </w:tc>
-        <w:tc>
-          <w:tcPr/>
-          <w:p>
-            <w:pPr>
-              <w:pStyle w:val="Compact"/>
-            </w:pPr>
-            <w:r>
-              <w:t xml:space="preserve">Çalışırken odaklanın</w:t>
+              <w:t xml:space="preserve">Week</w:t>
+            </w:r>
+          </w:p>
+        </w:tc>
+        <w:tc>
+          <w:tcPr/>
+          <w:p>
+            <w:pPr>
+              <w:pStyle w:val="Compact"/>
+            </w:pPr>
+            <w:r>
+              <w:t xml:space="preserve">Topics (syllabus)</w:t>
+            </w:r>
+          </w:p>
+        </w:tc>
+        <w:tc>
+          <w:tcPr/>
+          <w:p>
+            <w:pPr>
+              <w:pStyle w:val="Compact"/>
+            </w:pPr>
+            <w:r>
+              <w:t xml:space="preserve">Focus while studying</w:t>
             </w:r>
           </w:p>
         </w:tc>
@@ -334,29 +342,29 @@
               <w:t xml:space="preserve"> </w:t>
             </w:r>
             <w:r>
-              <w:t xml:space="preserve">Gelişmiş kod gizleme ve çeşitlendirme</w:t>
-            </w:r>
-          </w:p>
-        </w:tc>
-        <w:tc>
-          <w:tcPr/>
-          <w:p>
-            <w:pPr>
-              <w:pStyle w:val="Compact"/>
-            </w:pPr>
-            <w:r>
-              <w:t xml:space="preserve">Gizleme taksonomisi; opak yüklemler, sahte akış, ölü kod; veri kodlama; sanallaştırma tabanlı gizleme; gizlemenin ölçülmesi (güç, dayanıklılık, maliyet)</w:t>
-            </w:r>
-          </w:p>
-        </w:tc>
-        <w:tc>
-          <w:tcPr/>
-          <w:p>
-            <w:pPr>
-              <w:pStyle w:val="Compact"/>
-            </w:pPr>
-            <w:r>
-              <w:t xml:space="preserve">Gizlemenin amacı ve maliyeti; ölçme ölçütleri; 4. haftadaki temel teknikler</w:t>
+              <w:t xml:space="preserve">Advanced code obfuscation and diversification</w:t>
+            </w:r>
+          </w:p>
+        </w:tc>
+        <w:tc>
+          <w:tcPr/>
+          <w:p>
+            <w:pPr>
+              <w:pStyle w:val="Compact"/>
+            </w:pPr>
+            <w:r>
+              <w:t xml:space="preserve">Obfuscation taxonomy; opaque predicates, bogus control flow, dead code; data encoding; virtualisation-based obfuscation; measuring obfuscation (potency, resilience, cost)</w:t>
+            </w:r>
+          </w:p>
+        </w:tc>
+        <w:tc>
+          <w:tcPr/>
+          <w:p>
+            <w:pPr>
+              <w:pStyle w:val="Compact"/>
+            </w:pPr>
+            <w:r>
+              <w:t xml:space="preserve">The purpose and cost of obfuscation; measurement metrics; the basic techniques from Week 4</w:t>
             </w:r>
           </w:p>
         </w:tc>
@@ -379,29 +387,29 @@
               <w:t xml:space="preserve"> </w:t>
             </w:r>
             <w:r>
-              <w:t xml:space="preserve">Sertifikalar ve kriptografik yöntemler</w:t>
-            </w:r>
-          </w:p>
-        </w:tc>
-        <w:tc>
-          <w:tcPr/>
-          <w:p>
-            <w:pPr>
-              <w:pStyle w:val="Compact"/>
-            </w:pPr>
-            <w:r>
-              <w:t xml:space="preserve">Algoritma ve anahtar uzunluğu seçimi; kipler ve dolgu; HMAC, şifrele-sonra-MAC, yeniden oynatma; RSA-OAEP/PSS, Ed25519/X25519; dijital imza; Diffie–Hellman ve araya girme; PKI, X.509, zincir; CRL/OCSP; PKCS#11/SoftHSM; kuantum sonrası</w:t>
-            </w:r>
-          </w:p>
-        </w:tc>
-        <w:tc>
-          <w:tcPr/>
-          <w:p>
-            <w:pPr>
-              <w:pStyle w:val="Compact"/>
-            </w:pPr>
-            <w:r>
-              <w:t xml:space="preserve">Güvenlik düzeyi tablosu; doğru kip ve dolgu; imza doğrulamasının tuzakları; zincir doğrulamanın dört sorusu</w:t>
+              <w:t xml:space="preserve">Certificates and cryptographic methods</w:t>
+            </w:r>
+          </w:p>
+        </w:tc>
+        <w:tc>
+          <w:tcPr/>
+          <w:p>
+            <w:pPr>
+              <w:pStyle w:val="Compact"/>
+            </w:pPr>
+            <w:r>
+              <w:t xml:space="preserve">Choosing algorithms and key lengths; modes and padding; HMAC, encrypt-then-MAC, replay; RSA-OAEP/PSS, Ed25519/X25519; digital signatures; Diffie–Hellman and man-in-the-middle; PKI, X.509, chains; CRL/OCSP; PKCS#11/SoftHSM; post-quantum</w:t>
+            </w:r>
+          </w:p>
+        </w:tc>
+        <w:tc>
+          <w:tcPr/>
+          <w:p>
+            <w:pPr>
+              <w:pStyle w:val="Compact"/>
+            </w:pPr>
+            <w:r>
+              <w:t xml:space="preserve">The security-level table; the correct mode and padding; pitfalls of signature verification; the four questions of chain validation</w:t>
             </w:r>
           </w:p>
         </w:tc>
@@ -424,29 +432,29 @@
               <w:t xml:space="preserve"> </w:t>
             </w:r>
             <w:r>
-              <w:t xml:space="preserve">Whitebox kriptografi</w:t>
-            </w:r>
-          </w:p>
-        </w:tc>
-        <w:tc>
-          <w:tcPr/>
-          <w:p>
-            <w:pPr>
-              <w:pStyle w:val="Compact"/>
-            </w:pPr>
-            <w:r>
-              <w:t xml:space="preserve">Beyaz kutu ve kara kutu saldırgan modelleri; tablo tabanlı gerçekleştirim; anahtar koruması; bilinen saldırı aileleri ve karşı önlemler; yazılımsal güvenlik modülleri</w:t>
-            </w:r>
-          </w:p>
-        </w:tc>
-        <w:tc>
-          <w:tcPr/>
-          <w:p>
-            <w:pPr>
-              <w:pStyle w:val="Compact"/>
-            </w:pPr>
-            <w:r>
-              <w:t xml:space="preserve">Saldırgan modelleri; whitebox’ın katmanlı savunmadaki yeri ve sınırları</w:t>
+              <w:t xml:space="preserve">White-box cryptography</w:t>
+            </w:r>
+          </w:p>
+        </w:tc>
+        <w:tc>
+          <w:tcPr/>
+          <w:p>
+            <w:pPr>
+              <w:pStyle w:val="Compact"/>
+            </w:pPr>
+            <w:r>
+              <w:t xml:space="preserve">White-box and black-box attacker models; table-based implementation; key protection; known attack families and countermeasures; software security modules</w:t>
+            </w:r>
+          </w:p>
+        </w:tc>
+        <w:tc>
+          <w:tcPr/>
+          <w:p>
+            <w:pPr>
+              <w:pStyle w:val="Compact"/>
+            </w:pPr>
+            <w:r>
+              <w:t xml:space="preserve">Attacker models; where white-box fits in layered defence, and its limits</w:t>
             </w:r>
           </w:p>
         </w:tc>
@@ -469,29 +477,29 @@
               <w:t xml:space="preserve"> </w:t>
             </w:r>
             <w:r>
-              <w:t xml:space="preserve">Sertifikasyon ve sızma testi planlaması</w:t>
-            </w:r>
-          </w:p>
-        </w:tc>
-        <w:tc>
-          <w:tcPr/>
-          <w:p>
-            <w:pPr>
-              <w:pStyle w:val="Compact"/>
-            </w:pPr>
-            <w:r>
-              <w:t xml:space="preserve">Bağımsız değerlendirmenin 13 adımı; standartların test beklentileri; zafiyet değerlendirmesi; sızma testi planı ve raporlama</w:t>
-            </w:r>
-          </w:p>
-        </w:tc>
-        <w:tc>
-          <w:tcPr/>
-          <w:p>
-            <w:pPr>
-              <w:pStyle w:val="Compact"/>
-            </w:pPr>
-            <w:r>
-              <w:t xml:space="preserve">Değerlendirme hedefi, gereksinim şablonu, bulgu–aksiyon, etki analizi, delta değerlendirme</w:t>
+              <w:t xml:space="preserve">Certification and penetration-test planning</w:t>
+            </w:r>
+          </w:p>
+        </w:tc>
+        <w:tc>
+          <w:tcPr/>
+          <w:p>
+            <w:pPr>
+              <w:pStyle w:val="Compact"/>
+            </w:pPr>
+            <w:r>
+              <w:t xml:space="preserve">The 13 steps of independent assessment; the testing expectations of standards; vulnerability assessment; penetration test plan and reporting</w:t>
+            </w:r>
+          </w:p>
+        </w:tc>
+        <w:tc>
+          <w:tcPr/>
+          <w:p>
+            <w:pPr>
+              <w:pStyle w:val="Compact"/>
+            </w:pPr>
+            <w:r>
+              <w:t xml:space="preserve">Target of evaluation, requirement template, finding–action, impact analysis, delta assessment</w:t>
             </w:r>
           </w:p>
         </w:tc>
@@ -514,29 +522,29 @@
               <w:t xml:space="preserve"> </w:t>
             </w:r>
             <w:r>
-              <w:t xml:space="preserve">Güvenlik gereksinimleri</w:t>
-            </w:r>
-          </w:p>
-        </w:tc>
-        <w:tc>
-          <w:tcPr/>
-          <w:p>
-            <w:pPr>
-              <w:pStyle w:val="Compact"/>
-            </w:pPr>
-            <w:r>
-              <w:t xml:space="preserve">İyi gereksinim; izlenebilirlik ve uyum matrisi; devredilen gereksinimler; Ortak Kriterler, EAL; FIPS 140-3; ETSI, GSMA, EMVCo, PCI, MASVS</w:t>
-            </w:r>
-          </w:p>
-        </w:tc>
-        <w:tc>
-          <w:tcPr/>
-          <w:p>
-            <w:pPr>
-              <w:pStyle w:val="Compact"/>
-            </w:pPr>
-            <w:r>
-              <w:t xml:space="preserve">Gereksinim → önlem → doğrulama → kanıt zinciri; CC ve FIPS kavramları</w:t>
+              <w:t xml:space="preserve">Security requirements</w:t>
+            </w:r>
+          </w:p>
+        </w:tc>
+        <w:tc>
+          <w:tcPr/>
+          <w:p>
+            <w:pPr>
+              <w:pStyle w:val="Compact"/>
+            </w:pPr>
+            <w:r>
+              <w:t xml:space="preserve">What makes a good requirement; traceability and the compliance matrix; deferred requirements; Common Criteria, EAL; FIPS 140-3; ETSI, GSMA, EMVCo, PCI, MASVS</w:t>
+            </w:r>
+          </w:p>
+        </w:tc>
+        <w:tc>
+          <w:tcPr/>
+          <w:p>
+            <w:pPr>
+              <w:pStyle w:val="Compact"/>
+            </w:pPr>
+            <w:r>
+              <w:t xml:space="preserve">The requirement → control → verification → evidence chain; CC and FIPS concepts</w:t>
             </w:r>
           </w:p>
         </w:tc>
@@ -559,29 +567,29 @@
               <w:t xml:space="preserve"> </w:t>
             </w:r>
             <w:r>
-              <w:t xml:space="preserve">Tigress ve çeşitlendirme</w:t>
-            </w:r>
-          </w:p>
-        </w:tc>
-        <w:tc>
-          <w:tcPr/>
-          <w:p>
-            <w:pPr>
-              <w:pStyle w:val="Compact"/>
-            </w:pPr>
-            <w:r>
-              <w:t xml:space="preserve">Kaynaktan kaynağa gizleme; dönüşümleri birleştirme; tohumla çeşitlendirme; dayanıklılığın değerlendirilmesi</w:t>
-            </w:r>
-          </w:p>
-        </w:tc>
-        <w:tc>
-          <w:tcPr/>
-          <w:p>
-            <w:pPr>
-              <w:pStyle w:val="Compact"/>
-            </w:pPr>
-            <w:r>
-              <w:t xml:space="preserve">Çeşitlendirmenin amacı; maliyet ve etkinlik ölçümü</w:t>
+              <w:t xml:space="preserve">Tigress and diversification</w:t>
+            </w:r>
+          </w:p>
+        </w:tc>
+        <w:tc>
+          <w:tcPr/>
+          <w:p>
+            <w:pPr>
+              <w:pStyle w:val="Compact"/>
+            </w:pPr>
+            <w:r>
+              <w:t xml:space="preserve">Source-to-source obfuscation; composing transformations; seed-based diversification; evaluating resilience</w:t>
+            </w:r>
+          </w:p>
+        </w:tc>
+        <w:tc>
+          <w:tcPr/>
+          <w:p>
+            <w:pPr>
+              <w:pStyle w:val="Compact"/>
+            </w:pPr>
+            <w:r>
+              <w:t xml:space="preserve">The purpose of diversification; measuring cost and effectiveness</w:t>
             </w:r>
           </w:p>
         </w:tc>
@@ -596,7 +604,7 @@
           <wp:inline>
             <wp:extent cx="5759999" cy="2888214"/>
             <wp:effectExtent b="0" l="0" r="0" t="0"/>
-            <wp:docPr descr="Quiz-2 kapsamı" title="" id="21" name="Picture"/>
+            <wp:docPr descr="Quiz-2 scope" title="" id="21" name="Picture"/>
             <a:graphic>
               <a:graphicData uri="http://schemas.openxmlformats.org/drawingml/2006/picture">
                 <pic:pic>
@@ -642,13 +650,13 @@
       </w:r>
     </w:p>
     <w:bookmarkEnd w:id="23"/>
-    <w:bookmarkStart w:id="30" w:name="sık-karıştırılan-kavramlar"/>
+    <w:bookmarkStart w:id="30" w:name="frequently-confused-concepts"/>
     <w:p>
       <w:pPr>
         <w:pStyle w:val="Heading2"/>
       </w:pPr>
       <w:r>
-        <w:t xml:space="preserve">2. Sık karıştırılan kavramlar</w:t>
+        <w:t xml:space="preserve">2. Frequently confused concepts</w:t>
       </w:r>
     </w:p>
     <w:tbl>
@@ -674,29 +682,29 @@
               <w:pStyle w:val="Compact"/>
             </w:pPr>
             <w:r>
-              <w:t xml:space="preserve">Kavram A</w:t>
-            </w:r>
-          </w:p>
-        </w:tc>
-        <w:tc>
-          <w:tcPr/>
-          <w:p>
-            <w:pPr>
-              <w:pStyle w:val="Compact"/>
-            </w:pPr>
-            <w:r>
-              <w:t xml:space="preserve">Kavram B</w:t>
-            </w:r>
-          </w:p>
-        </w:tc>
-        <w:tc>
-          <w:tcPr/>
-          <w:p>
-            <w:pPr>
-              <w:pStyle w:val="Compact"/>
-            </w:pPr>
-            <w:r>
-              <w:t xml:space="preserve">Fark</w:t>
+              <w:t xml:space="preserve">Concept A</w:t>
+            </w:r>
+          </w:p>
+        </w:tc>
+        <w:tc>
+          <w:tcPr/>
+          <w:p>
+            <w:pPr>
+              <w:pStyle w:val="Compact"/>
+            </w:pPr>
+            <w:r>
+              <w:t xml:space="preserve">Concept B</w:t>
+            </w:r>
+          </w:p>
+        </w:tc>
+        <w:tc>
+          <w:tcPr/>
+          <w:p>
+            <w:pPr>
+              <w:pStyle w:val="Compact"/>
+            </w:pPr>
+            <w:r>
+              <w:t xml:space="preserve">Difference</w:t>
             </w:r>
           </w:p>
         </w:tc>
@@ -731,7 +739,7 @@
               <w:pStyle w:val="Compact"/>
             </w:pPr>
             <w:r>
-              <w:t xml:space="preserve">CBC yalnız gizlilik ve dolgu ister; GCM gizlilik + bütünlük (AEAD), dolgu yok</w:t>
+              <w:t xml:space="preserve">CBC provides confidentiality only and needs padding; GCM provides confidentiality + integrity (AEAD), no padding</w:t>
             </w:r>
           </w:p>
         </w:tc>
@@ -755,18 +763,18 @@
               <w:pStyle w:val="Compact"/>
             </w:pPr>
             <w:r>
-              <w:t xml:space="preserve">İmza</w:t>
-            </w:r>
-          </w:p>
-        </w:tc>
-        <w:tc>
-          <w:tcPr/>
-          <w:p>
-            <w:pPr>
-              <w:pStyle w:val="Compact"/>
-            </w:pPr>
-            <w:r>
-              <w:t xml:space="preserve">MAC simetrik; imza asimetrik ve inkâr edilemezlik sağlar</w:t>
+              <w:t xml:space="preserve">Signature</w:t>
+            </w:r>
+          </w:p>
+        </w:tc>
+        <w:tc>
+          <w:tcPr/>
+          <w:p>
+            <w:pPr>
+              <w:pStyle w:val="Compact"/>
+            </w:pPr>
+            <w:r>
+              <w:t xml:space="preserve">A MAC is symmetric; a signature is asymmetric and provides non-repudiation</w:t>
             </w:r>
           </w:p>
         </w:tc>
@@ -779,29 +787,29 @@
               <w:pStyle w:val="Compact"/>
             </w:pPr>
             <w:r>
-              <w:t xml:space="preserve">Şifrele-sonra-MAC</w:t>
-            </w:r>
-          </w:p>
-        </w:tc>
-        <w:tc>
-          <w:tcPr/>
-          <w:p>
-            <w:pPr>
-              <w:pStyle w:val="Compact"/>
-            </w:pPr>
-            <w:r>
-              <w:t xml:space="preserve">MAC-sonra-şifrele</w:t>
-            </w:r>
-          </w:p>
-        </w:tc>
-        <w:tc>
-          <w:tcPr/>
-          <w:p>
-            <w:pPr>
-              <w:pStyle w:val="Compact"/>
-            </w:pPr>
-            <w:r>
-              <w:t xml:space="preserve">İlki doğru sıra; ikincisi dolgu kâhinine açık</w:t>
+              <w:t xml:space="preserve">Encrypt-then-MAC</w:t>
+            </w:r>
+          </w:p>
+        </w:tc>
+        <w:tc>
+          <w:tcPr/>
+          <w:p>
+            <w:pPr>
+              <w:pStyle w:val="Compact"/>
+            </w:pPr>
+            <w:r>
+              <w:t xml:space="preserve">MAC-then-encrypt</w:t>
+            </w:r>
+          </w:p>
+        </w:tc>
+        <w:tc>
+          <w:tcPr/>
+          <w:p>
+            <w:pPr>
+              <w:pStyle w:val="Compact"/>
+            </w:pPr>
+            <w:r>
+              <w:t xml:space="preserve">The former is the correct order; the latter is open to padding-oracle attacks</w:t>
             </w:r>
           </w:p>
         </w:tc>
@@ -836,7 +844,7 @@
               <w:pStyle w:val="Compact"/>
             </w:pPr>
             <w:r>
-              <w:t xml:space="preserve">OAEP şifreleme dolgusu, PSS imza dolgusu</w:t>
+              <w:t xml:space="preserve">OAEP is an encryption padding scheme, PSS is a signature padding scheme</w:t>
             </w:r>
           </w:p>
         </w:tc>
@@ -871,7 +879,7 @@
               <w:pStyle w:val="Compact"/>
             </w:pPr>
             <w:r>
-              <w:t xml:space="preserve">Ed25519 imza, X25519 anahtar anlaşması</w:t>
+              <w:t xml:space="preserve">Ed25519 is for signatures, X25519 is for key agreement</w:t>
             </w:r>
           </w:p>
         </w:tc>
@@ -884,29 +892,29 @@
               <w:pStyle w:val="Compact"/>
             </w:pPr>
             <w:r>
-              <w:t xml:space="preserve">Kök CA</w:t>
-            </w:r>
-          </w:p>
-        </w:tc>
-        <w:tc>
-          <w:tcPr/>
-          <w:p>
-            <w:pPr>
-              <w:pStyle w:val="Compact"/>
-            </w:pPr>
-            <w:r>
-              <w:t xml:space="preserve">Ara CA</w:t>
-            </w:r>
-          </w:p>
-        </w:tc>
-        <w:tc>
-          <w:tcPr/>
-          <w:p>
-            <w:pPr>
-              <w:pStyle w:val="Compact"/>
-            </w:pPr>
-            <w:r>
-              <w:t xml:space="preserve">Kök çevrimdışı, kendini imzalar; ara CA günlük sertifikaları çıkarır</w:t>
+              <w:t xml:space="preserve">Root CA</w:t>
+            </w:r>
+          </w:p>
+        </w:tc>
+        <w:tc>
+          <w:tcPr/>
+          <w:p>
+            <w:pPr>
+              <w:pStyle w:val="Compact"/>
+            </w:pPr>
+            <w:r>
+              <w:t xml:space="preserve">Intermediate CA</w:t>
+            </w:r>
+          </w:p>
+        </w:tc>
+        <w:tc>
+          <w:tcPr/>
+          <w:p>
+            <w:pPr>
+              <w:pStyle w:val="Compact"/>
+            </w:pPr>
+            <w:r>
+              <w:t xml:space="preserve">The root is offline and self-signed; the intermediate CA issues day-to-day certificates</w:t>
             </w:r>
           </w:p>
         </w:tc>
@@ -941,7 +949,7 @@
               <w:pStyle w:val="Compact"/>
             </w:pPr>
             <w:r>
-              <w:t xml:space="preserve">Ad denetimi SAN’a yapılır</w:t>
+              <w:t xml:space="preserve">Hostname verification is performed against the SAN</w:t>
             </w:r>
           </w:p>
         </w:tc>
@@ -976,7 +984,7 @@
               <w:pStyle w:val="Compact"/>
             </w:pPr>
             <w:r>
-              <w:t xml:space="preserve">Periyodik liste / anlık sorgu; zımbalama gizlilik ve hız sağlar</w:t>
+              <w:t xml:space="preserve">A periodic list / a live query; stapling provides privacy and speed</w:t>
             </w:r>
           </w:p>
         </w:tc>
@@ -1011,7 +1019,7 @@
               <w:pStyle w:val="Compact"/>
             </w:pPr>
             <w:r>
-              <w:t xml:space="preserve">Donanım koruması / yazılım benzetimi (aynı PKCS#11 arayüzü)</w:t>
+              <w:t xml:space="preserve">Hardware-backed protection / a software simulation (same PKCS#11 interface)</w:t>
             </w:r>
           </w:p>
         </w:tc>
@@ -1046,7 +1054,7 @@
               <w:pStyle w:val="Compact"/>
             </w:pPr>
             <w:r>
-              <w:t xml:space="preserve">Ürüne özgü güvenlik hedefi / ürün sınıfı için ortak gereksinim seti</w:t>
+              <w:t xml:space="preserve">A product-specific security target / a common requirement set for a product class</w:t>
             </w:r>
           </w:p>
         </w:tc>
@@ -1070,18 +1078,18 @@
               <w:pStyle w:val="Compact"/>
             </w:pPr>
             <w:r>
-              <w:t xml:space="preserve">Saldırı potansiyeli</w:t>
-            </w:r>
-          </w:p>
-        </w:tc>
-        <w:tc>
-          <w:tcPr/>
-          <w:p>
-            <w:pPr>
-              <w:pStyle w:val="Compact"/>
-            </w:pPr>
-            <w:r>
-              <w:t xml:space="preserve">Değerlendirmenin derinliği / saldırganın gerektirdiği kaynak</w:t>
+              <w:t xml:space="preserve">Attack potential</w:t>
+            </w:r>
+          </w:p>
+        </w:tc>
+        <w:tc>
+          <w:tcPr/>
+          <w:p>
+            <w:pPr>
+              <w:pStyle w:val="Compact"/>
+            </w:pPr>
+            <w:r>
+              <w:t xml:space="preserve">The depth of the assessment / the resources an attacker requires</w:t>
             </w:r>
           </w:p>
         </w:tc>
@@ -1094,29 +1102,29 @@
               <w:pStyle w:val="Compact"/>
             </w:pPr>
             <w:r>
-              <w:t xml:space="preserve">FIPS 140-3 düzey 2</w:t>
-            </w:r>
-          </w:p>
-        </w:tc>
-        <w:tc>
-          <w:tcPr/>
-          <w:p>
-            <w:pPr>
-              <w:pStyle w:val="Compact"/>
-            </w:pPr>
-            <w:r>
-              <w:t xml:space="preserve">Düzey 3</w:t>
-            </w:r>
-          </w:p>
-        </w:tc>
-        <w:tc>
-          <w:tcPr/>
-          <w:p>
-            <w:pPr>
-              <w:pStyle w:val="Compact"/>
-            </w:pPr>
-            <w:r>
-              <w:t xml:space="preserve">Kurcalama izi / kurcalamaya direnç ve yanıt</w:t>
+              <w:t xml:space="preserve">FIPS 140-3 Level 2</w:t>
+            </w:r>
+          </w:p>
+        </w:tc>
+        <w:tc>
+          <w:tcPr/>
+          <w:p>
+            <w:pPr>
+              <w:pStyle w:val="Compact"/>
+            </w:pPr>
+            <w:r>
+              <w:t xml:space="preserve">Level 3</w:t>
+            </w:r>
+          </w:p>
+        </w:tc>
+        <w:tc>
+          <w:tcPr/>
+          <w:p>
+            <w:pPr>
+              <w:pStyle w:val="Compact"/>
+            </w:pPr>
+            <w:r>
+              <w:t xml:space="preserve">Tamper evidence / tamper resistance and response</w:t>
             </w:r>
           </w:p>
         </w:tc>
@@ -1129,29 +1137,29 @@
               <w:pStyle w:val="Compact"/>
             </w:pPr>
             <w:r>
-              <w:t xml:space="preserve">Karşılandı</w:t>
-            </w:r>
-          </w:p>
-        </w:tc>
-        <w:tc>
-          <w:tcPr/>
-          <w:p>
-            <w:pPr>
-              <w:pStyle w:val="Compact"/>
-            </w:pPr>
-            <w:r>
-              <w:t xml:space="preserve">Devredildi</w:t>
-            </w:r>
-          </w:p>
-        </w:tc>
-        <w:tc>
-          <w:tcPr/>
-          <w:p>
-            <w:pPr>
-              <w:pStyle w:val="Compact"/>
-            </w:pPr>
-            <w:r>
-              <w:t xml:space="preserve">Ürün karşılar / başka bir taraf karşılar (kime, neden, nasıl yazılır)</w:t>
+              <w:t xml:space="preserve">Met</w:t>
+            </w:r>
+          </w:p>
+        </w:tc>
+        <w:tc>
+          <w:tcPr/>
+          <w:p>
+            <w:pPr>
+              <w:pStyle w:val="Compact"/>
+            </w:pPr>
+            <w:r>
+              <w:t xml:space="preserve">Deferred</w:t>
+            </w:r>
+          </w:p>
+        </w:tc>
+        <w:tc>
+          <w:tcPr/>
+          <w:p>
+            <w:pPr>
+              <w:pStyle w:val="Compact"/>
+            </w:pPr>
+            <w:r>
+              <w:t xml:space="preserve">The product meets it itself / another party meets it (to whom, why and how it is written up)</w:t>
             </w:r>
           </w:p>
         </w:tc>
@@ -1175,18 +1183,18 @@
               <w:pStyle w:val="Compact"/>
             </w:pPr>
             <w:r>
-              <w:t xml:space="preserve">Ortak Kriterler</w:t>
-            </w:r>
-          </w:p>
-        </w:tc>
-        <w:tc>
-          <w:tcPr/>
-          <w:p>
-            <w:pPr>
-              <w:pStyle w:val="Compact"/>
-            </w:pPr>
-            <w:r>
-              <w:t xml:space="preserve">Kurumu sertifikalar / ürünü sertifikalar</w:t>
+              <w:t xml:space="preserve">Common Criteria</w:t>
+            </w:r>
+          </w:p>
+        </w:tc>
+        <w:tc>
+          <w:tcPr/>
+          <w:p>
+            <w:pPr>
+              <w:pStyle w:val="Compact"/>
+            </w:pPr>
+            <w:r>
+              <w:t xml:space="preserve">Certifies the organisation / certifies the product</w:t>
             </w:r>
           </w:p>
         </w:tc>
@@ -1199,29 +1207,29 @@
               <w:pStyle w:val="Compact"/>
             </w:pPr>
             <w:r>
-              <w:t xml:space="preserve">Güvenlik etki analizi</w:t>
-            </w:r>
-          </w:p>
-        </w:tc>
-        <w:tc>
-          <w:tcPr/>
-          <w:p>
-            <w:pPr>
-              <w:pStyle w:val="Compact"/>
-            </w:pPr>
-            <w:r>
-              <w:t xml:space="preserve">Delta değerlendirme</w:t>
-            </w:r>
-          </w:p>
-        </w:tc>
-        <w:tc>
-          <w:tcPr/>
-          <w:p>
-            <w:pPr>
-              <w:pStyle w:val="Compact"/>
-            </w:pPr>
-            <w:r>
-              <w:t xml:space="preserve">Değişikliğin güvenlik etkisini belgeler / yalnız değişen kısmı yeniden değerlendirir</w:t>
+              <w:t xml:space="preserve">Security impact analysis</w:t>
+            </w:r>
+          </w:p>
+        </w:tc>
+        <w:tc>
+          <w:tcPr/>
+          <w:p>
+            <w:pPr>
+              <w:pStyle w:val="Compact"/>
+            </w:pPr>
+            <w:r>
+              <w:t xml:space="preserve">Delta assessment</w:t>
+            </w:r>
+          </w:p>
+        </w:tc>
+        <w:tc>
+          <w:tcPr/>
+          <w:p>
+            <w:pPr>
+              <w:pStyle w:val="Compact"/>
+            </w:pPr>
+            <w:r>
+              <w:t xml:space="preserve">Documents the security impact of a change / re-assesses only the changed part</w:t>
             </w:r>
           </w:p>
         </w:tc>
@@ -1236,7 +1244,7 @@
           <wp:inline>
             <wp:extent cx="5759999" cy="3638557"/>
             <wp:effectExtent b="0" l="0" r="0" t="0"/>
-            <wp:docPr descr="Dönemin tek cümlesi" title="" id="25" name="Picture"/>
+            <wp:docPr descr="The term in one sentence" title="" id="25" name="Picture"/>
             <a:graphic>
               <a:graphicData uri="http://schemas.openxmlformats.org/drawingml/2006/picture">
                 <pic:pic>
@@ -1283,7 +1291,7 @@
           <wp:inline>
             <wp:extent cx="5759999" cy="2280342"/>
             <wp:effectExtent b="0" l="0" r="0" t="0"/>
-            <wp:docPr descr="Final ve başarı notu" title="" id="28" name="Picture"/>
+            <wp:docPr descr="Final and course passing grade" title="" id="28" name="Picture"/>
             <a:graphic>
               <a:graphicData uri="http://schemas.openxmlformats.org/drawingml/2006/picture">
                 <pic:pic>
@@ -1329,22 +1337,22 @@
       </w:r>
     </w:p>
     <w:bookmarkEnd w:id="30"/>
-    <w:bookmarkStart w:id="36" w:name="örnek-sorular"/>
+    <w:bookmarkStart w:id="36" w:name="sample-questions"/>
     <w:p>
       <w:pPr>
         <w:pStyle w:val="Heading2"/>
       </w:pPr>
       <w:r>
-        <w:t xml:space="preserve">3. Örnek sorular</w:t>
-      </w:r>
-    </w:p>
-    <w:bookmarkStart w:id="34" w:name="kriptografi-ve-pki-10.-hafta"/>
+        <w:t xml:space="preserve">3. Sample questions</w:t>
+      </w:r>
+    </w:p>
+    <w:bookmarkStart w:id="34" w:name="cryptography-and-pki-week-10"/>
     <w:p>
       <w:pPr>
         <w:pStyle w:val="Heading3"/>
       </w:pPr>
       <w:r>
-        <w:t xml:space="preserve">Kriptografi ve PKI (10. hafta)</w:t>
+        <w:t xml:space="preserve">Cryptography and PKI (Week 10)</w:t>
       </w:r>
     </w:p>
     <w:p>
@@ -1356,7 +1364,7 @@
           <wp:inline>
             <wp:extent cx="5759999" cy="2283460"/>
             <wp:effectExtent b="0" l="0" r="0" t="0"/>
-            <wp:docPr descr="Cevap kalıbı" title="" id="32" name="Picture"/>
+            <wp:docPr descr="Answer pattern" title="" id="32" name="Picture"/>
             <a:graphic>
               <a:graphicData uri="http://schemas.openxmlformats.org/drawingml/2006/picture">
                 <pic:pic>
@@ -1403,7 +1411,7 @@
           <w:b/>
           <w:bCs/>
         </w:rPr>
-        <w:t xml:space="preserve">1. Bir tasarımda RSA-2048 ile AES-256 birlikte kullanılıyor. Güvenlik düzeyi hakkında ne söylersiniz?</w:t>
+        <w:t xml:space="preserve">1. A design uses RSA-2048 together with AES-256. What would you say about its security level?</w:t>
       </w:r>
     </w:p>
     <w:p>
@@ -1411,13 +1419,13 @@
         <w:pStyle w:val="BlockText"/>
       </w:pPr>
       <w:r>
-        <w:t xml:space="preserve">Sistem en zayıf halkası kadar güçlüdür: RSA-2048 yaklaşık 112 bit güvenlik verir; AES-256’nın 256 bitlik düzeyi</w:t>
-      </w:r>
-      <w:r>
-        <w:t xml:space="preserve"> </w:t>
-      </w:r>
-      <w:r>
-        <w:t xml:space="preserve">boşa gider. 128 bit hedefleniyorsa RSA-3072 ya da X25519/Ed25519 kullanılmalıdır.</w:t>
+        <w:t xml:space="preserve">A system is only as strong as its weakest link: RSA-2048 provides roughly 112 bits of security, so AES-256’s</w:t>
+      </w:r>
+      <w:r>
+        <w:t xml:space="preserve"> </w:t>
+      </w:r>
+      <w:r>
+        <w:t xml:space="preserve">256-bit level goes to waste. If 128 bits is the target, RSA-3072 or X25519/Ed25519 should be used instead.</w:t>
       </w:r>
     </w:p>
     <w:p>
@@ -1429,63 +1437,63 @@
           <w:b/>
           <w:bCs/>
         </w:rPr>
-        <w:t xml:space="preserve">2. Bir sunucu çözme hatalarında</w:t>
-      </w:r>
-      <w:r>
-        <w:rPr>
-          <w:b/>
-          <w:bCs/>
-        </w:rPr>
-        <w:t xml:space="preserve"> </w:t>
-      </w:r>
-      <w:r>
-        <w:rPr>
-          <w:b/>
-          <w:bCs/>
-        </w:rPr>
-        <w:t xml:space="preserve">‘dolgu geçersiz’</w:t>
-      </w:r>
-      <w:r>
-        <w:rPr>
-          <w:b/>
-          <w:bCs/>
-        </w:rPr>
-        <w:t xml:space="preserve"> </w:t>
-      </w:r>
-      <w:r>
-        <w:rPr>
-          <w:b/>
-          <w:bCs/>
-        </w:rPr>
-        <w:t xml:space="preserve">ve</w:t>
-      </w:r>
-      <w:r>
-        <w:rPr>
-          <w:b/>
-          <w:bCs/>
-        </w:rPr>
-        <w:t xml:space="preserve"> </w:t>
-      </w:r>
-      <w:r>
-        <w:rPr>
-          <w:b/>
-          <w:bCs/>
-        </w:rPr>
-        <w:t xml:space="preserve">‘MAC geçersiz’</w:t>
-      </w:r>
-      <w:r>
-        <w:rPr>
-          <w:b/>
-          <w:bCs/>
-        </w:rPr>
-        <w:t xml:space="preserve"> </w:t>
-      </w:r>
-      <w:r>
-        <w:rPr>
-          <w:b/>
-          <w:bCs/>
-        </w:rPr>
-        <w:t xml:space="preserve">diye iki farklı ileti döndürüyor. Risk nedir?</w:t>
+        <w:t xml:space="preserve">2. On decryption failures a server returns two different messages,</w:t>
+      </w:r>
+      <w:r>
+        <w:rPr>
+          <w:b/>
+          <w:bCs/>
+        </w:rPr>
+        <w:t xml:space="preserve"> </w:t>
+      </w:r>
+      <w:r>
+        <w:rPr>
+          <w:b/>
+          <w:bCs/>
+        </w:rPr>
+        <w:t xml:space="preserve">‘invalid padding’</w:t>
+      </w:r>
+      <w:r>
+        <w:rPr>
+          <w:b/>
+          <w:bCs/>
+        </w:rPr>
+        <w:t xml:space="preserve"> </w:t>
+      </w:r>
+      <w:r>
+        <w:rPr>
+          <w:b/>
+          <w:bCs/>
+        </w:rPr>
+        <w:t xml:space="preserve">and</w:t>
+      </w:r>
+      <w:r>
+        <w:rPr>
+          <w:b/>
+          <w:bCs/>
+        </w:rPr>
+        <w:t xml:space="preserve"> </w:t>
+      </w:r>
+      <w:r>
+        <w:rPr>
+          <w:b/>
+          <w:bCs/>
+        </w:rPr>
+        <w:t xml:space="preserve">‘invalid MAC.’</w:t>
+      </w:r>
+      <w:r>
+        <w:rPr>
+          <w:b/>
+          <w:bCs/>
+        </w:rPr>
+        <w:t xml:space="preserve"> </w:t>
+      </w:r>
+      <w:r>
+        <w:rPr>
+          <w:b/>
+          <w:bCs/>
+        </w:rPr>
+        <w:t xml:space="preserve">What is the risk?</w:t>
       </w:r>
     </w:p>
     <w:p>
@@ -1493,13 +1501,13 @@
         <w:pStyle w:val="BlockText"/>
       </w:pPr>
       <w:r>
-        <w:t xml:space="preserve">Dolgu kâhini: saldırgan şifreli metni değiştirip iletilere bakarak mesajı çözebilir. Tek ve aynı hata döndürülmeli,</w:t>
-      </w:r>
-      <w:r>
-        <w:t xml:space="preserve"> </w:t>
-      </w:r>
-      <w:r>
-        <w:t xml:space="preserve">tercihen AEAD kullanılmalıdır.</w:t>
+        <w:t xml:space="preserve">A padding oracle: by modifying the ciphertext and watching which message comes back, an attacker can decrypt the</w:t>
+      </w:r>
+      <w:r>
+        <w:t xml:space="preserve"> </w:t>
+      </w:r>
+      <w:r>
+        <w:t xml:space="preserve">message. A single, identical error should be returned instead, preferably by using AEAD.</w:t>
       </w:r>
     </w:p>
     <w:p>
@@ -1511,7 +1519,7 @@
           <w:b/>
           <w:bCs/>
         </w:rPr>
-        <w:t xml:space="preserve">3. Bu imza doğrulama kodunda ne yanlış?</w:t>
+        <w:t xml:space="preserve">3. What is wrong with this signature-verification code?</w:t>
       </w:r>
     </w:p>
     <w:p>
@@ -1659,7 +1667,7 @@
         <w:pStyle w:val="BlockText"/>
       </w:pPr>
       <w:r>
-        <w:t xml:space="preserve">Negatif hata değerleri de doğru sayılır; denetim</w:t>
+        <w:t xml:space="preserve">Negative error values also evaluate as true; the check should be</w:t>
       </w:r>
       <w:r>
         <w:t xml:space="preserve"> </w:t>
@@ -1671,16 +1679,13 @@
         <w:t xml:space="preserve">r == 1</w:t>
       </w:r>
       <w:r>
-        <w:t xml:space="preserve"> </w:t>
-      </w:r>
-      <w:r>
-        <w:t xml:space="preserve">olmalıdır. Ayrıca imzalı içeriğin sürüm numarasını da</w:t>
-      </w:r>
-      <w:r>
-        <w:t xml:space="preserve"> </w:t>
-      </w:r>
-      <w:r>
-        <w:t xml:space="preserve">kapsaması ve eski sürümlerin reddedilmesi gerekir.</w:t>
+        <w:t xml:space="preserve">. In addition, the signed content</w:t>
+      </w:r>
+      <w:r>
+        <w:t xml:space="preserve"> </w:t>
+      </w:r>
+      <w:r>
+        <w:t xml:space="preserve">should cover the version number, and older versions should be rejected.</w:t>
       </w:r>
     </w:p>
     <w:p>
@@ -1721,7 +1726,7 @@
           <w:b/>
           <w:bCs/>
         </w:rPr>
-        <w:t xml:space="preserve">hata verirken</w:t>
+        <w:t xml:space="preserve">fails, but adding</w:t>
       </w:r>
       <w:r>
         <w:rPr>
@@ -1750,7 +1755,7 @@
           <w:b/>
           <w:bCs/>
         </w:rPr>
-        <w:t xml:space="preserve">eklenince geçiyor. Neden? Sahada karşılığı nedir?</w:t>
+        <w:t xml:space="preserve">makes it succeed. Why? What does this correspond to in the field?</w:t>
       </w:r>
     </w:p>
     <w:p>
@@ -1758,13 +1763,13 @@
         <w:pStyle w:val="BlockText"/>
       </w:pPr>
       <w:r>
-        <w:t xml:space="preserve">Zincir ara sertifika olmadan köke ulaşamaz. Sahada sunucunun ara sertifikayı göndermemesi yaygın bir yapılandırma</w:t>
-      </w:r>
-      <w:r>
-        <w:t xml:space="preserve"> </w:t>
-      </w:r>
-      <w:r>
-        <w:t xml:space="preserve">hatasıdır.</w:t>
+        <w:t xml:space="preserve">The chain cannot reach the root without the intermediate certificate. In the field, a server failing to send its</w:t>
+      </w:r>
+      <w:r>
+        <w:t xml:space="preserve"> </w:t>
+      </w:r>
+      <w:r>
+        <w:t xml:space="preserve">intermediate certificate is a common configuration mistake.</w:t>
       </w:r>
     </w:p>
     <w:p>
@@ -1776,7 +1781,7 @@
           <w:b/>
           <w:bCs/>
         </w:rPr>
-        <w:t xml:space="preserve">5. OCSP yanıtlayıcısına ulaşılamadığında sertifikayı kabul etmek hangi örüntüdür? Nasıl azaltılır?</w:t>
+        <w:t xml:space="preserve">5. Accepting a certificate when the OCSP responder cannot be reached is which pattern? How is it mitigated?</w:t>
       </w:r>
     </w:p>
     <w:p>
@@ -1784,7 +1789,7 @@
         <w:pStyle w:val="BlockText"/>
       </w:pPr>
       <w:r>
-        <w:t xml:space="preserve">Fail-open (yumuşak başarısızlık). Zımbalama zorunluluğu (Must-Staple) ya da kısa ömürlü sertifikalar.</w:t>
+        <w:t xml:space="preserve">Fail-open (soft-fail). Mandatory stapling (Must-Staple), or short-lived certificates.</w:t>
       </w:r>
     </w:p>
     <w:p>
@@ -1796,7 +1801,7 @@
           <w:b/>
           <w:bCs/>
         </w:rPr>
-        <w:t xml:space="preserve">6. Kimliksiz Diffie–Hellman’a karşı araya girme nasıl engellenir?</w:t>
+        <w:t xml:space="preserve">6. How is a man-in-the-middle attack prevented against unauthenticated Diffie–Hellman?</w:t>
       </w:r>
     </w:p>
     <w:p>
@@ -1804,10 +1809,7 @@
         <w:pStyle w:val="BlockText"/>
       </w:pPr>
       <w:r>
-        <w:t xml:space="preserve">DH değerleri kimliği bilinen bir anahtarla imzalanır (TLS 1.3’te</w:t>
-      </w:r>
-      <w:r>
-        <w:t xml:space="preserve"> </w:t>
+        <w:t xml:space="preserve">The DH values are signed with a key of known identity (</w:t>
       </w:r>
       <w:r>
         <w:rPr>
@@ -1816,23 +1818,26 @@
         <w:t xml:space="preserve">CertificateVerify</w:t>
       </w:r>
       <w:r>
-        <w:t xml:space="preserve">) ve karşı taraf bu kimliği</w:t>
-      </w:r>
-      <w:r>
-        <w:t xml:space="preserve"> </w:t>
-      </w:r>
-      <w:r>
-        <w:t xml:space="preserve">doğrular.</w:t>
+        <w:t xml:space="preserve"> </w:t>
+      </w:r>
+      <w:r>
+        <w:t xml:space="preserve">in TLS 1.3), and the other party</w:t>
+      </w:r>
+      <w:r>
+        <w:t xml:space="preserve"> </w:t>
+      </w:r>
+      <w:r>
+        <w:t xml:space="preserve">verifies that identity.</w:t>
       </w:r>
     </w:p>
     <w:bookmarkEnd w:id="34"/>
-    <w:bookmarkStart w:id="35" w:name="X2fcaedf5a0ee97972671b4dac266666aad2fb16"/>
+    <w:bookmarkStart w:id="35" w:name="assessment-and-requirements-weeks-1213"/>
     <w:p>
       <w:pPr>
         <w:pStyle w:val="Heading3"/>
       </w:pPr>
       <w:r>
-        <w:t xml:space="preserve">Değerlendirme ve gereksinimler (12–13. haftalar)</w:t>
+        <w:t xml:space="preserve">Assessment and requirements (weeks 12–13)</w:t>
       </w:r>
     </w:p>
     <w:p>
@@ -1844,35 +1849,28 @@
           <w:b/>
           <w:bCs/>
         </w:rPr>
-        <w:t xml:space="preserve">7. Değerlendirme hedefinin (TOE)</w:t>
-      </w:r>
-      <w:r>
-        <w:rPr>
-          <w:b/>
-          <w:bCs/>
-        </w:rPr>
-        <w:t xml:space="preserve"> </w:t>
-      </w:r>
-      <w:r>
-        <w:rPr>
-          <w:b/>
-          <w:bCs/>
-        </w:rPr>
-        <w:t xml:space="preserve">‘benzersiz’</w:t>
-      </w:r>
-      <w:r>
-        <w:rPr>
-          <w:b/>
-          <w:bCs/>
-        </w:rPr>
-        <w:t xml:space="preserve"> </w:t>
-      </w:r>
-      <w:r>
-        <w:rPr>
-          <w:b/>
-          <w:bCs/>
-        </w:rPr>
-        <w:t xml:space="preserve">tanımlanması neden gerekir?</w:t>
+        <w:t xml:space="preserve">7. Why must the target of evaluation (TOE) be defined</w:t>
+      </w:r>
+      <w:r>
+        <w:rPr>
+          <w:b/>
+          <w:bCs/>
+        </w:rPr>
+        <w:t xml:space="preserve"> </w:t>
+      </w:r>
+      <w:r>
+        <w:rPr>
+          <w:b/>
+          <w:bCs/>
+        </w:rPr>
+        <w:t xml:space="preserve">‘uniquely’</w:t>
+      </w:r>
+      <w:r>
+        <w:rPr>
+          <w:b/>
+          <w:bCs/>
+        </w:rPr>
+        <w:t xml:space="preserve">?</w:t>
       </w:r>
     </w:p>
     <w:p>
@@ -1880,13 +1878,13 @@
         <w:pStyle w:val="BlockText"/>
       </w:pPr>
       <w:r>
-        <w:t xml:space="preserve">Rapor yalnız incelenen ikili dosya için geçerlidir; sürüm numarası tek başına aynı dosyayı garanti etmez. İkili +</w:t>
-      </w:r>
-      <w:r>
-        <w:t xml:space="preserve"> </w:t>
-      </w:r>
-      <w:r>
-        <w:t xml:space="preserve">kaynak + özet değeri birlikte verilir.</w:t>
+        <w:t xml:space="preserve">The report is valid only for the exact binary that was examined; a version number alone does not guarantee it</w:t>
+      </w:r>
+      <w:r>
+        <w:t xml:space="preserve"> </w:t>
+      </w:r>
+      <w:r>
+        <w:t xml:space="preserve">is the same file. The binary, the source and a digest value are provided together.</w:t>
       </w:r>
     </w:p>
     <w:p>
@@ -1898,7 +1896,7 @@
           <w:b/>
           <w:bCs/>
         </w:rPr>
-        <w:t xml:space="preserve">8. Güvenlik etki analizi ile delta değerlendirme arasındaki ilişki nedir?</w:t>
+        <w:t xml:space="preserve">8. What is the relationship between a security impact analysis and a delta assessment?</w:t>
       </w:r>
     </w:p>
     <w:p>
@@ -1906,13 +1904,13 @@
         <w:pStyle w:val="BlockText"/>
       </w:pPr>
       <w:r>
-        <w:t xml:space="preserve">Etki analizi değişikliklerin güvenlik etkisini belgeler (değişiklik dizini, etkilenen dosyalar); delta değerlendirme</w:t>
-      </w:r>
-      <w:r>
-        <w:t xml:space="preserve"> </w:t>
-      </w:r>
-      <w:r>
-        <w:t xml:space="preserve">bu belgeye dayanarak yalnız değişen kısmı yeniden değerlendirir.</w:t>
+        <w:t xml:space="preserve">The impact analysis documents the security effect of the changes (the change log, the affected files); building</w:t>
+      </w:r>
+      <w:r>
+        <w:t xml:space="preserve"> </w:t>
+      </w:r>
+      <w:r>
+        <w:t xml:space="preserve">on that document, the delta assessment re-assesses only the part that changed.</w:t>
       </w:r>
     </w:p>
     <w:p>
@@ -1924,35 +1922,35 @@
           <w:b/>
           <w:bCs/>
         </w:rPr>
-        <w:t xml:space="preserve">9.</w:t>
-      </w:r>
-      <w:r>
-        <w:rPr>
-          <w:b/>
-          <w:bCs/>
-        </w:rPr>
-        <w:t xml:space="preserve"> </w:t>
-      </w:r>
-      <w:r>
-        <w:rPr>
-          <w:b/>
-          <w:bCs/>
-        </w:rPr>
-        <w:t xml:space="preserve">‘Uygulama güvenli olmalıdır’</w:t>
-      </w:r>
-      <w:r>
-        <w:rPr>
-          <w:b/>
-          <w:bCs/>
-        </w:rPr>
-        <w:t xml:space="preserve"> </w:t>
-      </w:r>
-      <w:r>
-        <w:rPr>
-          <w:b/>
-          <w:bCs/>
-        </w:rPr>
-        <w:t xml:space="preserve">neden kötü bir gereksinimdir? Nasıl düzeltilir?</w:t>
+        <w:t xml:space="preserve">9. Why is</w:t>
+      </w:r>
+      <w:r>
+        <w:rPr>
+          <w:b/>
+          <w:bCs/>
+        </w:rPr>
+        <w:t xml:space="preserve"> </w:t>
+      </w:r>
+      <w:r>
+        <w:rPr>
+          <w:b/>
+          <w:bCs/>
+        </w:rPr>
+        <w:t xml:space="preserve">‘the application must be secure’</w:t>
+      </w:r>
+      <w:r>
+        <w:rPr>
+          <w:b/>
+          <w:bCs/>
+        </w:rPr>
+        <w:t xml:space="preserve"> </w:t>
+      </w:r>
+      <w:r>
+        <w:rPr>
+          <w:b/>
+          <w:bCs/>
+        </w:rPr>
+        <w:t xml:space="preserve">a bad requirement? How would you fix it?</w:t>
       </w:r>
     </w:p>
     <w:p>
@@ -1960,16 +1958,19 @@
         <w:pStyle w:val="BlockText"/>
       </w:pPr>
       <w:r>
-        <w:t xml:space="preserve">Doğrulanamaz. Ölçülebilir ve tekil yazılır: ör.</w:t>
-      </w:r>
-      <w:r>
-        <w:t xml:space="preserve"> </w:t>
-      </w:r>
-      <w:r>
-        <w:t xml:space="preserve">“sürüm derlemesi yığın koruyucu, PIE ve tam RELRO ile üretilmelidir”</w:t>
-      </w:r>
-      <w:r>
-        <w:t xml:space="preserve">.</w:t>
+        <w:t xml:space="preserve">It cannot be verified. It should be written to be measurable and singular: e.g.,</w:t>
+      </w:r>
+      <w:r>
+        <w:t xml:space="preserve"> </w:t>
+      </w:r>
+      <w:r>
+        <w:t xml:space="preserve">“the release build must be</w:t>
+      </w:r>
+      <w:r>
+        <w:t xml:space="preserve"> </w:t>
+      </w:r>
+      <w:r>
+        <w:t xml:space="preserve">produced with a stack canary, PIE and full RELRO.”</w:t>
       </w:r>
     </w:p>
     <w:p>
@@ -1981,35 +1982,35 @@
           <w:b/>
           <w:bCs/>
         </w:rPr>
-        <w:t xml:space="preserve">10. Uyum matrisinde</w:t>
-      </w:r>
-      <w:r>
-        <w:rPr>
-          <w:b/>
-          <w:bCs/>
-        </w:rPr>
-        <w:t xml:space="preserve"> </w:t>
-      </w:r>
-      <w:r>
-        <w:rPr>
-          <w:b/>
-          <w:bCs/>
-        </w:rPr>
-        <w:t xml:space="preserve">‘karşılandı’</w:t>
-      </w:r>
-      <w:r>
-        <w:rPr>
-          <w:b/>
-          <w:bCs/>
-        </w:rPr>
-        <w:t xml:space="preserve"> </w:t>
-      </w:r>
-      <w:r>
-        <w:rPr>
-          <w:b/>
-          <w:bCs/>
-        </w:rPr>
-        <w:t xml:space="preserve">yazan ama kanıtı olmayan bir satır değerlendirici için ne anlama gelir?</w:t>
+        <w:t xml:space="preserve">10. What does a row marked</w:t>
+      </w:r>
+      <w:r>
+        <w:rPr>
+          <w:b/>
+          <w:bCs/>
+        </w:rPr>
+        <w:t xml:space="preserve"> </w:t>
+      </w:r>
+      <w:r>
+        <w:rPr>
+          <w:b/>
+          <w:bCs/>
+        </w:rPr>
+        <w:t xml:space="preserve">‘met’</w:t>
+      </w:r>
+      <w:r>
+        <w:rPr>
+          <w:b/>
+          <w:bCs/>
+        </w:rPr>
+        <w:t xml:space="preserve"> </w:t>
+      </w:r>
+      <w:r>
+        <w:rPr>
+          <w:b/>
+          <w:bCs/>
+        </w:rPr>
+        <w:t xml:space="preserve">in the compliance matrix, but with no evidence, mean to an assessor?</w:t>
       </w:r>
     </w:p>
     <w:p>
@@ -2017,7 +2018,7 @@
         <w:pStyle w:val="BlockText"/>
       </w:pPr>
       <w:r>
-        <w:t xml:space="preserve">Karşılanmamış sayılır; ilk bulgulardan biridir.</w:t>
+        <w:t xml:space="preserve">It is treated as unmet; it becomes one of the first findings.</w:t>
       </w:r>
     </w:p>
     <w:p>
@@ -2029,35 +2030,35 @@
           <w:b/>
           <w:bCs/>
         </w:rPr>
-        <w:t xml:space="preserve">11. Bir kütüphane</w:t>
-      </w:r>
-      <w:r>
-        <w:rPr>
-          <w:b/>
-          <w:bCs/>
-        </w:rPr>
-        <w:t xml:space="preserve"> </w:t>
-      </w:r>
-      <w:r>
-        <w:rPr>
-          <w:b/>
-          <w:bCs/>
-        </w:rPr>
-        <w:t xml:space="preserve">‘güvenli kurulum ve güncelleme’</w:t>
-      </w:r>
-      <w:r>
-        <w:rPr>
-          <w:b/>
-          <w:bCs/>
-        </w:rPr>
-        <w:t xml:space="preserve"> </w:t>
-      </w:r>
-      <w:r>
-        <w:rPr>
-          <w:b/>
-          <w:bCs/>
-        </w:rPr>
-        <w:t xml:space="preserve">gereksinimini karşılayamıyorsa ne yapmalıdır?</w:t>
+        <w:t xml:space="preserve">11. If a library cannot meet the</w:t>
+      </w:r>
+      <w:r>
+        <w:rPr>
+          <w:b/>
+          <w:bCs/>
+        </w:rPr>
+        <w:t xml:space="preserve"> </w:t>
+      </w:r>
+      <w:r>
+        <w:rPr>
+          <w:b/>
+          <w:bCs/>
+        </w:rPr>
+        <w:t xml:space="preserve">‘secure installation and update’</w:t>
+      </w:r>
+      <w:r>
+        <w:rPr>
+          <w:b/>
+          <w:bCs/>
+        </w:rPr>
+        <w:t xml:space="preserve"> </w:t>
+      </w:r>
+      <w:r>
+        <w:rPr>
+          <w:b/>
+          <w:bCs/>
+        </w:rPr>
+        <w:t xml:space="preserve">requirement, what should it do?</w:t>
       </w:r>
     </w:p>
     <w:p>
@@ -2065,13 +2066,13 @@
         <w:pStyle w:val="BlockText"/>
       </w:pPr>
       <w:r>
-        <w:t xml:space="preserve">Gereksinimi üst uygulamaya devretmeli ve kılavuzda kime, neden devredildiğini ve üst uygulamanın nasıl</w:t>
-      </w:r>
-      <w:r>
-        <w:t xml:space="preserve"> </w:t>
-      </w:r>
-      <w:r>
-        <w:t xml:space="preserve">karşılayacağını yazmalıdır.</w:t>
+        <w:t xml:space="preserve">It should defer the requirement to the parent application, and the guide should state to whom and why it was</w:t>
+      </w:r>
+      <w:r>
+        <w:t xml:space="preserve"> </w:t>
+      </w:r>
+      <w:r>
+        <w:t xml:space="preserve">deferred, and how the parent application will meet it.</w:t>
       </w:r>
     </w:p>
     <w:p>
@@ -2083,35 +2084,35 @@
           <w:b/>
           <w:bCs/>
         </w:rPr>
-        <w:t xml:space="preserve">12. EAL4+ bir ürün hakkında</w:t>
-      </w:r>
-      <w:r>
-        <w:rPr>
-          <w:b/>
-          <w:bCs/>
-        </w:rPr>
-        <w:t xml:space="preserve"> </w:t>
-      </w:r>
-      <w:r>
-        <w:rPr>
-          <w:b/>
-          <w:bCs/>
-        </w:rPr>
-        <w:t xml:space="preserve">‘EAL2 üründen daha güvenlidir’</w:t>
-      </w:r>
-      <w:r>
-        <w:rPr>
-          <w:b/>
-          <w:bCs/>
-        </w:rPr>
-        <w:t xml:space="preserve"> </w:t>
-      </w:r>
-      <w:r>
-        <w:rPr>
-          <w:b/>
-          <w:bCs/>
-        </w:rPr>
-        <w:t xml:space="preserve">demek doğru mu?</w:t>
+        <w:t xml:space="preserve">12. Is it correct to say that an EAL4+ product</w:t>
+      </w:r>
+      <w:r>
+        <w:rPr>
+          <w:b/>
+          <w:bCs/>
+        </w:rPr>
+        <w:t xml:space="preserve"> </w:t>
+      </w:r>
+      <w:r>
+        <w:rPr>
+          <w:b/>
+          <w:bCs/>
+        </w:rPr>
+        <w:t xml:space="preserve">‘is more secure than’</w:t>
+      </w:r>
+      <w:r>
+        <w:rPr>
+          <w:b/>
+          <w:bCs/>
+        </w:rPr>
+        <w:t xml:space="preserve"> </w:t>
+      </w:r>
+      <w:r>
+        <w:rPr>
+          <w:b/>
+          <w:bCs/>
+        </w:rPr>
+        <w:t xml:space="preserve">an EAL2 product?</w:t>
       </w:r>
     </w:p>
     <w:p>
@@ -2119,7 +2120,13 @@
         <w:pStyle w:val="BlockText"/>
       </w:pPr>
       <w:r>
-        <w:t xml:space="preserve">Hayır. EAL değerlendirmenin derinliğidir; güvenlik, güvenlik hedefindeki tehdit ve amaçlara bağlıdır.</w:t>
+        <w:t xml:space="preserve">No. EAL is the depth of the assessment; security depends on the threats and objectives in the security target.</w:t>
+      </w:r>
+      <w:r>
+        <w:t xml:space="preserve"> </w:t>
+      </w:r>
+      <w:r>
+        <w:t xml:space="preserve">The</w:t>
       </w:r>
       <w:r>
         <w:t xml:space="preserve"> </w:t>
@@ -2131,13 +2138,7 @@
         <w:t xml:space="preserve"> </w:t>
       </w:r>
       <w:r>
-        <w:t xml:space="preserve">ek güvence</w:t>
-      </w:r>
-      <w:r>
-        <w:t xml:space="preserve"> </w:t>
-      </w:r>
-      <w:r>
-        <w:t xml:space="preserve">bileşenlerini gösterir.</w:t>
+        <w:t xml:space="preserve">indicates additional assurance components.</w:t>
       </w:r>
     </w:p>
     <w:p>
@@ -2149,7 +2150,7 @@
           <w:b/>
           <w:bCs/>
         </w:rPr>
-        <w:t xml:space="preserve">13. FIPS 140-3 doğrulanmış bir kütüphane kullanan bir uygulama FIPS uyumlu mudur?</w:t>
+        <w:t xml:space="preserve">13. Is an application that uses a FIPS 140-3 validated library itself FIPS compliant?</w:t>
       </w:r>
     </w:p>
     <w:p>
@@ -2157,13 +2158,13 @@
         <w:pStyle w:val="BlockText"/>
       </w:pPr>
       <w:r>
-        <w:t xml:space="preserve">Tek başına değil: doğrulama modülü kapsar. Uygulama modülü onaylı kipte ve doğru kullanmalı, anahtarları doğru</w:t>
-      </w:r>
-      <w:r>
-        <w:t xml:space="preserve"> </w:t>
-      </w:r>
-      <w:r>
-        <w:t xml:space="preserve">yönetmelidir.</w:t>
+        <w:t xml:space="preserve">Not on its own: the validation covers the module. The application must use the module in an approved mode and</w:t>
+      </w:r>
+      <w:r>
+        <w:t xml:space="preserve"> </w:t>
+      </w:r>
+      <w:r>
+        <w:t xml:space="preserve">correctly, and must manage keys correctly.</w:t>
       </w:r>
     </w:p>
     <w:p>
@@ -2175,35 +2176,35 @@
           <w:b/>
           <w:bCs/>
         </w:rPr>
-        <w:t xml:space="preserve">14. ETSI EN 303 645’in</w:t>
-      </w:r>
-      <w:r>
-        <w:rPr>
-          <w:b/>
-          <w:bCs/>
-        </w:rPr>
-        <w:t xml:space="preserve"> </w:t>
-      </w:r>
-      <w:r>
-        <w:rPr>
-          <w:b/>
-          <w:bCs/>
-        </w:rPr>
-        <w:t xml:space="preserve">‘hassas güvenlik parametrelerini güvenle saklamak’</w:t>
-      </w:r>
-      <w:r>
-        <w:rPr>
-          <w:b/>
-          <w:bCs/>
-        </w:rPr>
-        <w:t xml:space="preserve"> </w:t>
-      </w:r>
-      <w:r>
-        <w:rPr>
-          <w:b/>
-          <w:bCs/>
-        </w:rPr>
-        <w:t xml:space="preserve">başlığı projenizde hangi bölümlere karşılık gelir?</w:t>
+        <w:t xml:space="preserve">14. Which sections of your project does ETSI EN 303 645’s requirement to</w:t>
+      </w:r>
+      <w:r>
+        <w:rPr>
+          <w:b/>
+          <w:bCs/>
+        </w:rPr>
+        <w:t xml:space="preserve"> </w:t>
+      </w:r>
+      <w:r>
+        <w:rPr>
+          <w:b/>
+          <w:bCs/>
+        </w:rPr>
+        <w:t xml:space="preserve">‘securely store sensitive security parameters’</w:t>
+      </w:r>
+      <w:r>
+        <w:rPr>
+          <w:b/>
+          <w:bCs/>
+        </w:rPr>
+        <w:t xml:space="preserve"> </w:t>
+      </w:r>
+      <w:r>
+        <w:rPr>
+          <w:b/>
+          <w:bCs/>
+        </w:rPr>
+        <w:t xml:space="preserve">correspond to?</w:t>
       </w:r>
     </w:p>
     <w:p>
@@ -2211,7 +2212,7 @@
         <w:pStyle w:val="BlockText"/>
       </w:pPr>
       <w:r>
-        <w:t xml:space="preserve">S5 varlık listesi, S7 veri güvenliği ve kabuk matrisi, S8 anahtar yaşam döngüsü.</w:t>
+        <w:t xml:space="preserve">S5 asset list, S7 data security and the shell matrix, S8 key lifecycle.</w:t>
       </w:r>
     </w:p>
     <w:p>
@@ -2223,7 +2224,7 @@
           <w:b/>
           <w:bCs/>
         </w:rPr>
-        <w:t xml:space="preserve">9, 11 ve 14. haftalar</w:t>
+        <w:t xml:space="preserve">Weeks 9, 11 and 14</w:t>
       </w:r>
     </w:p>
     <w:p>
@@ -2231,55 +2232,49 @@
         <w:pStyle w:val="BlockText"/>
       </w:pPr>
       <w:r>
-        <w:t xml:space="preserve">Bu haftaların örnek soruları, haftaların ders notları yayımlandığında bu bölüme eklenecektir. O zamana kadar ilgili</w:t>
-      </w:r>
-      <w:r>
-        <w:t xml:space="preserve"> </w:t>
-      </w:r>
-      <w:r>
-        <w:t xml:space="preserve">konular için 4. haftanın</w:t>
-      </w:r>
-      <w:r>
-        <w:t xml:space="preserve"> </w:t>
-      </w:r>
-      <w:r>
-        <w:t xml:space="preserve">“Kod gizlemeye giriş”</w:t>
-      </w:r>
-      <w:r>
-        <w:t xml:space="preserve"> </w:t>
-      </w:r>
-      <w:r>
-        <w:t xml:space="preserve">ve</w:t>
-      </w:r>
-      <w:r>
-        <w:t xml:space="preserve"> </w:t>
-      </w:r>
-      <w:r>
-        <w:t xml:space="preserve">“Kontrol akışı düzleştirme”</w:t>
-      </w:r>
-      <w:r>
-        <w:t xml:space="preserve"> </w:t>
-      </w:r>
-      <w:r>
-        <w:t xml:space="preserve">bölümlerini ve 3. haftanın</w:t>
-      </w:r>
-      <w:r>
-        <w:t xml:space="preserve"> </w:t>
-      </w:r>
-      <w:r>
-        <w:t xml:space="preserve">“Whitebox</w:t>
-      </w:r>
-      <w:r>
-        <w:t xml:space="preserve"> </w:t>
-      </w:r>
-      <w:r>
-        <w:t xml:space="preserve">kriptografiye giriş”</w:t>
-      </w:r>
-      <w:r>
-        <w:t xml:space="preserve"> </w:t>
-      </w:r>
-      <w:r>
-        <w:t xml:space="preserve">bölümünü tekrar edin.</w:t>
+        <w:t xml:space="preserve">Sample questions for these weeks will be added to this section once their lecture notes are published. Until</w:t>
+      </w:r>
+      <w:r>
+        <w:t xml:space="preserve"> </w:t>
+      </w:r>
+      <w:r>
+        <w:t xml:space="preserve">then, review Week 4’s</w:t>
+      </w:r>
+      <w:r>
+        <w:t xml:space="preserve"> </w:t>
+      </w:r>
+      <w:r>
+        <w:t xml:space="preserve">“Introduction to code obfuscation”</w:t>
+      </w:r>
+      <w:r>
+        <w:t xml:space="preserve"> </w:t>
+      </w:r>
+      <w:r>
+        <w:t xml:space="preserve">and</w:t>
+      </w:r>
+      <w:r>
+        <w:t xml:space="preserve"> </w:t>
+      </w:r>
+      <w:r>
+        <w:t xml:space="preserve">“Control-flow flattening”</w:t>
+      </w:r>
+      <w:r>
+        <w:t xml:space="preserve"> </w:t>
+      </w:r>
+      <w:r>
+        <w:t xml:space="preserve">sections, and Week 3’s</w:t>
+      </w:r>
+      <w:r>
+        <w:t xml:space="preserve"> </w:t>
+      </w:r>
+      <w:r>
+        <w:t xml:space="preserve">“Introduction to white-box cryptography”</w:t>
+      </w:r>
+      <w:r>
+        <w:t xml:space="preserve"> </w:t>
+      </w:r>
+      <w:r>
+        <w:t xml:space="preserve">section for the related topics.</w:t>
       </w:r>
     </w:p>
     <w:bookmarkEnd w:id="35"/>

--- a/docs/week-16/cen429-week-16-ders-notu.en.docx
+++ b/docs/week-16/cen429-week-16-ders-notu.en.docx
@@ -2,7 +2,7 @@
 <file path=word/document.xml><?xml version="1.0" encoding="utf-8"?>
 <w:document xmlns:w="http://schemas.openxmlformats.org/wordprocessingml/2006/main" xmlns:m="http://schemas.openxmlformats.org/officeDocument/2006/math" xmlns:r="http://schemas.openxmlformats.org/officeDocument/2006/relationships" xmlns:o="urn:schemas-microsoft-com:office:office" xmlns:v="urn:schemas-microsoft-com:vml" xmlns:w10="urn:schemas-microsoft-com:office:word" xmlns:a="http://schemas.openxmlformats.org/drawingml/2006/main" xmlns:pic="http://schemas.openxmlformats.org/drawingml/2006/picture" xmlns:wp="http://schemas.openxmlformats.org/drawingml/2006/wordprocessingDrawing">
   <w:body>
-    <w:bookmarkStart w:id="37" w:name="week-16-final-exam-period-quiz-2"/>
+    <w:bookmarkStart w:id="45" w:name="week-16-final-exam-period-quiz-2"/>
     <w:p>
       <w:pPr>
         <w:pStyle w:val="Heading1"/>
@@ -236,7 +236,21 @@
         <w:t xml:space="preserve"> </w:t>
       </w:r>
       <w:r>
-        <w:t xml:space="preserve">questions without looking at the answers; redo Week 10’s OpenSSL steps and Week</w:t>
+        <w:t xml:space="preserve">questions without looking at the answers; redo</w:t>
+      </w:r>
+      <w:r>
+        <w:t xml:space="preserve"> </w:t>
+      </w:r>
+      <w:hyperlink r:id="rId20">
+        <w:r>
+          <w:rPr>
+            <w:rStyle w:val="Hyperlink"/>
+          </w:rPr>
+          <w:t xml:space="preserve">Week 10</w:t>
+        </w:r>
+      </w:hyperlink>
+      <w:r>
+        <w:t xml:space="preserve">’s OpenSSL steps and Week</w:t>
       </w:r>
       <w:r>
         <w:t xml:space="preserve"> </w:t>
@@ -265,7 +279,7 @@
         </w:pict>
       </w:r>
     </w:p>
-    <w:bookmarkStart w:id="23" w:name="topic-map-weeks-914"/>
+    <w:bookmarkStart w:id="30" w:name="topic-map-weeks-914"/>
     <w:p>
       <w:pPr>
         <w:pStyle w:val="Heading2"/>
@@ -331,41 +345,61 @@
             <w:pPr>
               <w:pStyle w:val="Compact"/>
             </w:pPr>
-            <w:r>
-              <w:rPr>
-                <w:b/>
-                <w:bCs/>
-              </w:rPr>
-              <w:t xml:space="preserve">9</w:t>
+            <w:hyperlink r:id="rId21">
+              <w:r>
+                <w:rPr>
+                  <w:rStyle w:val="Hyperlink"/>
+                  <w:b/>
+                  <w:bCs/>
+                </w:rPr>
+                <w:t xml:space="preserve">9</w:t>
+              </w:r>
+              <w:r>
+                <w:rPr>
+                  <w:rStyle w:val="Hyperlink"/>
+                </w:rPr>
+                <w:t xml:space="preserve"> </w:t>
+              </w:r>
+              <w:r>
+                <w:rPr>
+                  <w:rStyle w:val="Hyperlink"/>
+                </w:rPr>
+                <w:t xml:space="preserve">Advanced code obfuscation and diversification</w:t>
+              </w:r>
+            </w:hyperlink>
+          </w:p>
+        </w:tc>
+        <w:tc>
+          <w:tcPr/>
+          <w:p>
+            <w:pPr>
+              <w:pStyle w:val="Compact"/>
+            </w:pPr>
+            <w:r>
+              <w:t xml:space="preserve">Obfuscation taxonomy; opaque predicates, bogus control flow, dead code; data encoding; virtualisation-based obfuscation; measuring obfuscation (potency, resilience, cost)</w:t>
+            </w:r>
+          </w:p>
+        </w:tc>
+        <w:tc>
+          <w:tcPr/>
+          <w:p>
+            <w:pPr>
+              <w:pStyle w:val="Compact"/>
+            </w:pPr>
+            <w:r>
+              <w:t xml:space="preserve">The purpose and cost of obfuscation; measurement metrics; the basic techniques from</w:t>
             </w:r>
             <w:r>
               <w:t xml:space="preserve"> </w:t>
             </w:r>
-            <w:r>
-              <w:t xml:space="preserve">Advanced code obfuscation and diversification</w:t>
-            </w:r>
-          </w:p>
-        </w:tc>
-        <w:tc>
-          <w:tcPr/>
-          <w:p>
-            <w:pPr>
-              <w:pStyle w:val="Compact"/>
-            </w:pPr>
-            <w:r>
-              <w:t xml:space="preserve">Obfuscation taxonomy; opaque predicates, bogus control flow, dead code; data encoding; virtualisation-based obfuscation; measuring obfuscation (potency, resilience, cost)</w:t>
-            </w:r>
-          </w:p>
-        </w:tc>
-        <w:tc>
-          <w:tcPr/>
-          <w:p>
-            <w:pPr>
-              <w:pStyle w:val="Compact"/>
-            </w:pPr>
-            <w:r>
-              <w:t xml:space="preserve">The purpose and cost of obfuscation; measurement metrics; the basic techniques from Week 4</w:t>
-            </w:r>
+            <w:hyperlink r:id="rId22">
+              <w:r>
+                <w:rPr>
+                  <w:rStyle w:val="Hyperlink"/>
+                </w:rPr>
+                <w:t xml:space="preserve">Week 4</w:t>
+              </w:r>
+            </w:hyperlink>
           </w:p>
         </w:tc>
       </w:tr>
@@ -376,19 +410,28 @@
             <w:pPr>
               <w:pStyle w:val="Compact"/>
             </w:pPr>
-            <w:r>
-              <w:rPr>
-                <w:b/>
-                <w:bCs/>
-              </w:rPr>
-              <w:t xml:space="preserve">10</w:t>
-            </w:r>
-            <w:r>
-              <w:t xml:space="preserve"> </w:t>
-            </w:r>
-            <w:r>
-              <w:t xml:space="preserve">Certificates and cryptographic methods</w:t>
-            </w:r>
+            <w:hyperlink r:id="rId20">
+              <w:r>
+                <w:rPr>
+                  <w:rStyle w:val="Hyperlink"/>
+                  <w:b/>
+                  <w:bCs/>
+                </w:rPr>
+                <w:t xml:space="preserve">10</w:t>
+              </w:r>
+              <w:r>
+                <w:rPr>
+                  <w:rStyle w:val="Hyperlink"/>
+                </w:rPr>
+                <w:t xml:space="preserve"> </w:t>
+              </w:r>
+              <w:r>
+                <w:rPr>
+                  <w:rStyle w:val="Hyperlink"/>
+                </w:rPr>
+                <w:t xml:space="preserve">Certificates and cryptographic methods</w:t>
+              </w:r>
+            </w:hyperlink>
           </w:p>
         </w:tc>
         <w:tc>
@@ -421,19 +464,28 @@
             <w:pPr>
               <w:pStyle w:val="Compact"/>
             </w:pPr>
-            <w:r>
-              <w:rPr>
-                <w:b/>
-                <w:bCs/>
-              </w:rPr>
-              <w:t xml:space="preserve">11</w:t>
-            </w:r>
-            <w:r>
-              <w:t xml:space="preserve"> </w:t>
-            </w:r>
-            <w:r>
-              <w:t xml:space="preserve">White-box cryptography</w:t>
-            </w:r>
+            <w:hyperlink r:id="rId23">
+              <w:r>
+                <w:rPr>
+                  <w:rStyle w:val="Hyperlink"/>
+                  <w:b/>
+                  <w:bCs/>
+                </w:rPr>
+                <w:t xml:space="preserve">11</w:t>
+              </w:r>
+              <w:r>
+                <w:rPr>
+                  <w:rStyle w:val="Hyperlink"/>
+                </w:rPr>
+                <w:t xml:space="preserve"> </w:t>
+              </w:r>
+              <w:r>
+                <w:rPr>
+                  <w:rStyle w:val="Hyperlink"/>
+                </w:rPr>
+                <w:t xml:space="preserve">White-box cryptography</w:t>
+              </w:r>
+            </w:hyperlink>
           </w:p>
         </w:tc>
         <w:tc>
@@ -466,19 +518,28 @@
             <w:pPr>
               <w:pStyle w:val="Compact"/>
             </w:pPr>
-            <w:r>
-              <w:rPr>
-                <w:b/>
-                <w:bCs/>
-              </w:rPr>
-              <w:t xml:space="preserve">12</w:t>
-            </w:r>
-            <w:r>
-              <w:t xml:space="preserve"> </w:t>
-            </w:r>
-            <w:r>
-              <w:t xml:space="preserve">Certification and penetration-test planning</w:t>
-            </w:r>
+            <w:hyperlink r:id="rId24">
+              <w:r>
+                <w:rPr>
+                  <w:rStyle w:val="Hyperlink"/>
+                  <w:b/>
+                  <w:bCs/>
+                </w:rPr>
+                <w:t xml:space="preserve">12</w:t>
+              </w:r>
+              <w:r>
+                <w:rPr>
+                  <w:rStyle w:val="Hyperlink"/>
+                </w:rPr>
+                <w:t xml:space="preserve"> </w:t>
+              </w:r>
+              <w:r>
+                <w:rPr>
+                  <w:rStyle w:val="Hyperlink"/>
+                </w:rPr>
+                <w:t xml:space="preserve">Certification and penetration-test planning</w:t>
+              </w:r>
+            </w:hyperlink>
           </w:p>
         </w:tc>
         <w:tc>
@@ -511,19 +572,28 @@
             <w:pPr>
               <w:pStyle w:val="Compact"/>
             </w:pPr>
-            <w:r>
-              <w:rPr>
-                <w:b/>
-                <w:bCs/>
-              </w:rPr>
-              <w:t xml:space="preserve">13</w:t>
-            </w:r>
-            <w:r>
-              <w:t xml:space="preserve"> </w:t>
-            </w:r>
-            <w:r>
-              <w:t xml:space="preserve">Security requirements</w:t>
-            </w:r>
+            <w:hyperlink r:id="rId25">
+              <w:r>
+                <w:rPr>
+                  <w:rStyle w:val="Hyperlink"/>
+                  <w:b/>
+                  <w:bCs/>
+                </w:rPr>
+                <w:t xml:space="preserve">13</w:t>
+              </w:r>
+              <w:r>
+                <w:rPr>
+                  <w:rStyle w:val="Hyperlink"/>
+                </w:rPr>
+                <w:t xml:space="preserve"> </w:t>
+              </w:r>
+              <w:r>
+                <w:rPr>
+                  <w:rStyle w:val="Hyperlink"/>
+                </w:rPr>
+                <w:t xml:space="preserve">Security requirements</w:t>
+              </w:r>
+            </w:hyperlink>
           </w:p>
         </w:tc>
         <w:tc>
@@ -556,19 +626,28 @@
             <w:pPr>
               <w:pStyle w:val="Compact"/>
             </w:pPr>
-            <w:r>
-              <w:rPr>
-                <w:b/>
-                <w:bCs/>
-              </w:rPr>
-              <w:t xml:space="preserve">14</w:t>
-            </w:r>
-            <w:r>
-              <w:t xml:space="preserve"> </w:t>
-            </w:r>
-            <w:r>
-              <w:t xml:space="preserve">Tigress and diversification</w:t>
-            </w:r>
+            <w:hyperlink r:id="rId26">
+              <w:r>
+                <w:rPr>
+                  <w:rStyle w:val="Hyperlink"/>
+                  <w:b/>
+                  <w:bCs/>
+                </w:rPr>
+                <w:t xml:space="preserve">14</w:t>
+              </w:r>
+              <w:r>
+                <w:rPr>
+                  <w:rStyle w:val="Hyperlink"/>
+                </w:rPr>
+                <w:t xml:space="preserve"> </w:t>
+              </w:r>
+              <w:r>
+                <w:rPr>
+                  <w:rStyle w:val="Hyperlink"/>
+                </w:rPr>
+                <w:t xml:space="preserve">Tigress and diversification</w:t>
+              </w:r>
+            </w:hyperlink>
           </w:p>
         </w:tc>
         <w:tc>
@@ -602,20 +681,20 @@
       <w:r>
         <w:drawing>
           <wp:inline>
-            <wp:extent cx="5759999" cy="2888214"/>
+            <wp:extent cx="5759999" cy="2834246"/>
             <wp:effectExtent b="0" l="0" r="0" t="0"/>
-            <wp:docPr descr="Quiz-2 scope" title="" id="21" name="Picture"/>
+            <wp:docPr descr="Quiz-2 scope" title="" id="28" name="Picture"/>
             <a:graphic>
               <a:graphicData uri="http://schemas.openxmlformats.org/drawingml/2006/picture">
                 <pic:pic>
                   <pic:nvPicPr>
-                    <pic:cNvPr descr="h16-01-kapsam.png" id="22" name="Picture"/>
+                    <pic:cNvPr descr="h16-01-kapsam.png" id="29" name="Picture"/>
                     <pic:cNvPicPr>
                       <a:picLocks noChangeArrowheads="1" noChangeAspect="1"/>
                     </pic:cNvPicPr>
                   </pic:nvPicPr>
                   <pic:blipFill>
-                    <a:blip r:embed="rId20"/>
+                    <a:blip r:embed="rId27"/>
                     <a:stretch>
                       <a:fillRect/>
                     </a:stretch>
@@ -623,7 +702,7 @@
                   <pic:spPr bwMode="auto">
                     <a:xfrm>
                       <a:off x="0" y="0"/>
-                      <a:ext cx="5759999" cy="2888214"/>
+                      <a:ext cx="5759999" cy="2834246"/>
                     </a:xfrm>
                     <a:prstGeom prst="rect">
                       <a:avLst/>
@@ -649,8 +728,8 @@
         </w:pict>
       </w:r>
     </w:p>
-    <w:bookmarkEnd w:id="23"/>
-    <w:bookmarkStart w:id="30" w:name="frequently-confused-concepts"/>
+    <w:bookmarkEnd w:id="30"/>
+    <w:bookmarkStart w:id="37" w:name="frequently-confused-concepts"/>
     <w:p>
       <w:pPr>
         <w:pStyle w:val="Heading2"/>
@@ -1242,20 +1321,20 @@
       <w:r>
         <w:drawing>
           <wp:inline>
-            <wp:extent cx="5759999" cy="3638557"/>
+            <wp:extent cx="5759999" cy="4003506"/>
             <wp:effectExtent b="0" l="0" r="0" t="0"/>
-            <wp:docPr descr="The term in one sentence" title="" id="25" name="Picture"/>
+            <wp:docPr descr="The term in one sentence" title="" id="32" name="Picture"/>
             <a:graphic>
               <a:graphicData uri="http://schemas.openxmlformats.org/drawingml/2006/picture">
                 <pic:pic>
                   <pic:nvPicPr>
-                    <pic:cNvPr descr="h16-04-donem-ozeti.png" id="26" name="Picture"/>
+                    <pic:cNvPr descr="h16-04-donem-ozeti.png" id="33" name="Picture"/>
                     <pic:cNvPicPr>
                       <a:picLocks noChangeArrowheads="1" noChangeAspect="1"/>
                     </pic:cNvPicPr>
                   </pic:nvPicPr>
                   <pic:blipFill>
-                    <a:blip r:embed="rId24"/>
+                    <a:blip r:embed="rId31"/>
                     <a:stretch>
                       <a:fillRect/>
                     </a:stretch>
@@ -1263,7 +1342,7 @@
                   <pic:spPr bwMode="auto">
                     <a:xfrm>
                       <a:off x="0" y="0"/>
-                      <a:ext cx="5759999" cy="3638557"/>
+                      <a:ext cx="5759999" cy="4003506"/>
                     </a:xfrm>
                     <a:prstGeom prst="rect">
                       <a:avLst/>
@@ -1289,20 +1368,20 @@
       <w:r>
         <w:drawing>
           <wp:inline>
-            <wp:extent cx="5759999" cy="2280342"/>
+            <wp:extent cx="5759999" cy="2545330"/>
             <wp:effectExtent b="0" l="0" r="0" t="0"/>
-            <wp:docPr descr="Final and course passing grade" title="" id="28" name="Picture"/>
+            <wp:docPr descr="Final and course passing grade" title="" id="35" name="Picture"/>
             <a:graphic>
               <a:graphicData uri="http://schemas.openxmlformats.org/drawingml/2006/picture">
                 <pic:pic>
                   <pic:nvPicPr>
-                    <pic:cNvPr descr="h16-02-final-hesabi.png" id="29" name="Picture"/>
+                    <pic:cNvPr descr="h16-02-final-hesabi.png" id="36" name="Picture"/>
                     <pic:cNvPicPr>
                       <a:picLocks noChangeArrowheads="1" noChangeAspect="1"/>
                     </pic:cNvPicPr>
                   </pic:nvPicPr>
                   <pic:blipFill>
-                    <a:blip r:embed="rId27"/>
+                    <a:blip r:embed="rId34"/>
                     <a:stretch>
                       <a:fillRect/>
                     </a:stretch>
@@ -1310,7 +1389,7 @@
                   <pic:spPr bwMode="auto">
                     <a:xfrm>
                       <a:off x="0" y="0"/>
-                      <a:ext cx="5759999" cy="2280342"/>
+                      <a:ext cx="5759999" cy="2545330"/>
                     </a:xfrm>
                     <a:prstGeom prst="rect">
                       <a:avLst/>
@@ -1336,8 +1415,8 @@
         </w:pict>
       </w:r>
     </w:p>
-    <w:bookmarkEnd w:id="30"/>
-    <w:bookmarkStart w:id="36" w:name="sample-questions"/>
+    <w:bookmarkEnd w:id="37"/>
+    <w:bookmarkStart w:id="44" w:name="sample-questions"/>
     <w:p>
       <w:pPr>
         <w:pStyle w:val="Heading2"/>
@@ -1346,7 +1425,7 @@
         <w:t xml:space="preserve">3. Sample questions</w:t>
       </w:r>
     </w:p>
-    <w:bookmarkStart w:id="34" w:name="cryptography-and-pki-week-10"/>
+    <w:bookmarkStart w:id="41" w:name="cryptography-and-pki-week-10"/>
     <w:p>
       <w:pPr>
         <w:pStyle w:val="Heading3"/>
@@ -1362,20 +1441,20 @@
       <w:r>
         <w:drawing>
           <wp:inline>
-            <wp:extent cx="5759999" cy="2283460"/>
+            <wp:extent cx="5759999" cy="1424772"/>
             <wp:effectExtent b="0" l="0" r="0" t="0"/>
-            <wp:docPr descr="Answer pattern" title="" id="32" name="Picture"/>
+            <wp:docPr descr="Answer pattern" title="" id="39" name="Picture"/>
             <a:graphic>
               <a:graphicData uri="http://schemas.openxmlformats.org/drawingml/2006/picture">
                 <pic:pic>
                   <pic:nvPicPr>
-                    <pic:cNvPr descr="h16-03-cevap-kalibi.png" id="33" name="Picture"/>
+                    <pic:cNvPr descr="h16-03-cevap-kalibi.png" id="40" name="Picture"/>
                     <pic:cNvPicPr>
                       <a:picLocks noChangeArrowheads="1" noChangeAspect="1"/>
                     </pic:cNvPicPr>
                   </pic:nvPicPr>
                   <pic:blipFill>
-                    <a:blip r:embed="rId31"/>
+                    <a:blip r:embed="rId38"/>
                     <a:stretch>
                       <a:fillRect/>
                     </a:stretch>
@@ -1383,7 +1462,7 @@
                   <pic:spPr bwMode="auto">
                     <a:xfrm>
                       <a:off x="0" y="0"/>
-                      <a:ext cx="5759999" cy="2283460"/>
+                      <a:ext cx="5759999" cy="1424772"/>
                     </a:xfrm>
                     <a:prstGeom prst="rect">
                       <a:avLst/>
@@ -1830,8 +1909,8 @@
         <w:t xml:space="preserve">verifies that identity.</w:t>
       </w:r>
     </w:p>
-    <w:bookmarkEnd w:id="34"/>
-    <w:bookmarkStart w:id="35" w:name="assessment-and-requirements-weeks-1213"/>
+    <w:bookmarkEnd w:id="41"/>
+    <w:bookmarkStart w:id="43" w:name="assessment-and-requirements-weeks-1213"/>
     <w:p>
       <w:pPr>
         <w:pStyle w:val="Heading3"/>
@@ -2238,7 +2317,21 @@
         <w:t xml:space="preserve"> </w:t>
       </w:r>
       <w:r>
-        <w:t xml:space="preserve">then, review Week 4’s</w:t>
+        <w:t xml:space="preserve">then, review</w:t>
+      </w:r>
+      <w:r>
+        <w:t xml:space="preserve"> </w:t>
+      </w:r>
+      <w:hyperlink r:id="rId22">
+        <w:r>
+          <w:rPr>
+            <w:rStyle w:val="Hyperlink"/>
+          </w:rPr>
+          <w:t xml:space="preserve">Week 4</w:t>
+        </w:r>
+      </w:hyperlink>
+      <w:r>
+        <w:t xml:space="preserve">’s</w:t>
       </w:r>
       <w:r>
         <w:t xml:space="preserve"> </w:t>
@@ -2262,7 +2355,21 @@
         <w:t xml:space="preserve"> </w:t>
       </w:r>
       <w:r>
-        <w:t xml:space="preserve">sections, and Week 3’s</w:t>
+        <w:t xml:space="preserve">sections, and</w:t>
+      </w:r>
+      <w:r>
+        <w:t xml:space="preserve"> </w:t>
+      </w:r>
+      <w:hyperlink r:id="rId42">
+        <w:r>
+          <w:rPr>
+            <w:rStyle w:val="Hyperlink"/>
+          </w:rPr>
+          <w:t xml:space="preserve">Week 3</w:t>
+        </w:r>
+      </w:hyperlink>
+      <w:r>
+        <w:t xml:space="preserve">’s</w:t>
       </w:r>
       <w:r>
         <w:t xml:space="preserve"> </w:t>
@@ -2277,9 +2384,9 @@
         <w:t xml:space="preserve">section for the related topics.</w:t>
       </w:r>
     </w:p>
-    <w:bookmarkEnd w:id="35"/>
-    <w:bookmarkEnd w:id="36"/>
-    <w:bookmarkEnd w:id="37"/>
+    <w:bookmarkEnd w:id="43"/>
+    <w:bookmarkEnd w:id="44"/>
+    <w:bookmarkEnd w:id="45"/>
     <w:sectPr>
       <w:headerReference r:id="rId9" w:type="default"/>
       <w:footerReference r:id="rId10" w:type="default"/>
